--- a/11 - Spike - Game Graphs from Data/Task 11 - Lab Spike Report.docx
+++ b/11 - Spike - Game Graphs from Data/Task 11 - Lab Spike Report.docx
@@ -148,7 +148,25 @@
           <w:sz w:val="24"/>
           <w:szCs w:val="24"/>
         </w:rPr>
-        <w:t>understanding of data structures ,reading and outputting from files that I have learnt from previous tasks in order to create a game world as a graph data structure.</w:t>
+        <w:t xml:space="preserve">understanding of data </w:t>
+      </w:r>
+      <w:proofErr w:type="gramStart"/>
+      <w:r>
+        <w:rPr>
+          <w:rStyle w:val="SubtleReference"/>
+          <w:sz w:val="24"/>
+          <w:szCs w:val="24"/>
+        </w:rPr>
+        <w:t>structures ,reading</w:t>
+      </w:r>
+      <w:proofErr w:type="gramEnd"/>
+      <w:r>
+        <w:rPr>
+          <w:rStyle w:val="SubtleReference"/>
+          <w:sz w:val="24"/>
+          <w:szCs w:val="24"/>
+        </w:rPr>
+        <w:t xml:space="preserve"> and outputting from files that I have learnt from previous tasks in order to create a game world as a graph data structure.</w:t>
       </w:r>
     </w:p>
     <w:p>
@@ -682,6 +700,30 @@
     </w:p>
     <w:p>
       <w:pPr>
+        <w:pStyle w:val="ColorfulList-Accent11"/>
+        <w:spacing w:line="360" w:lineRule="auto"/>
+        <w:ind w:left="0"/>
+        <w:rPr>
+          <w:color w:val="5A5A5A" w:themeColor="text1" w:themeTint="A5"/>
+          <w:sz w:val="28"/>
+          <w:szCs w:val="28"/>
+        </w:rPr>
+      </w:pPr>
+    </w:p>
+    <w:p>
+      <w:pPr>
+        <w:pStyle w:val="ColorfulList-Accent11"/>
+        <w:spacing w:line="360" w:lineRule="auto"/>
+        <w:ind w:left="0"/>
+        <w:rPr>
+          <w:color w:val="5A5A5A" w:themeColor="text1" w:themeTint="A5"/>
+          <w:sz w:val="28"/>
+          <w:szCs w:val="28"/>
+        </w:rPr>
+      </w:pPr>
+    </w:p>
+    <w:p>
+      <w:pPr>
         <w:spacing w:line="360" w:lineRule="auto"/>
         <w:rPr>
           <w:b/>
@@ -693,6 +735,7 @@
           <w:b/>
           <w:sz w:val="24"/>
         </w:rPr>
+        <w:lastRenderedPageBreak/>
         <w:t>What we found out:</w:t>
       </w:r>
     </w:p>
@@ -718,25 +761,32 @@
       </w:pPr>
       <w:r>
         <w:rPr>
+          <w:b/>
+          <w:color w:val="767171" w:themeColor="background2" w:themeShade="80"/>
+          <w:sz w:val="28"/>
+          <w:szCs w:val="28"/>
+        </w:rPr>
+        <w:t xml:space="preserve">File Format Design </w:t>
+      </w:r>
+    </w:p>
+    <w:p>
+      <w:pPr>
+        <w:keepNext/>
+        <w:spacing w:line="360" w:lineRule="auto"/>
+        <w:jc w:val="both"/>
+      </w:pPr>
+      <w:r>
+        <w:rPr>
           <w:bCs/>
           <w:noProof/>
           <w:color w:val="000000" w:themeColor="text1"/>
           <w:sz w:val="24"/>
         </w:rPr>
-        <w:lastRenderedPageBreak/>
         <w:drawing>
-          <wp:anchor distT="0" distB="0" distL="114300" distR="114300" simplePos="0" relativeHeight="251658240" behindDoc="0" locked="0" layoutInCell="1" allowOverlap="1" wp14:anchorId="5273B91B" wp14:editId="17298A3C">
-            <wp:simplePos x="0" y="0"/>
-            <wp:positionH relativeFrom="margin">
-              <wp:posOffset>-648</wp:posOffset>
-            </wp:positionH>
-            <wp:positionV relativeFrom="paragraph">
-              <wp:posOffset>349250</wp:posOffset>
-            </wp:positionV>
-            <wp:extent cx="2907665" cy="2409825"/>
-            <wp:effectExtent l="0" t="0" r="6985" b="9525"/>
-            <wp:wrapSquare wrapText="bothSides"/>
-            <wp:docPr id="756581030" name="Picture 3"/>
+          <wp:inline distT="0" distB="0" distL="0" distR="0" wp14:anchorId="63DD4ABF" wp14:editId="2886F9E0">
+            <wp:extent cx="6116320" cy="3343910"/>
+            <wp:effectExtent l="0" t="0" r="0" b="8890"/>
+            <wp:docPr id="353243384" name="Picture 1" descr="A screenshot of a computer&#10;&#10;Description automatically generated"/>
             <wp:cNvGraphicFramePr>
               <a:graphicFrameLocks xmlns:a="http://schemas.openxmlformats.org/drawingml/2006/main" noChangeAspect="1"/>
             </wp:cNvGraphicFramePr>
@@ -744,26 +794,151 @@
               <a:graphicData uri="http://schemas.openxmlformats.org/drawingml/2006/picture">
                 <pic:pic xmlns:pic="http://schemas.openxmlformats.org/drawingml/2006/picture">
                   <pic:nvPicPr>
-                    <pic:cNvPr id="0" name="Picture 3"/>
+                    <pic:cNvPr id="353243384" name="Picture 1" descr="A screenshot of a computer&#10;&#10;Description automatically generated"/>
+                    <pic:cNvPicPr/>
+                  </pic:nvPicPr>
+                  <pic:blipFill>
+                    <a:blip r:embed="rId7"/>
+                    <a:stretch>
+                      <a:fillRect/>
+                    </a:stretch>
+                  </pic:blipFill>
+                  <pic:spPr>
+                    <a:xfrm>
+                      <a:off x="0" y="0"/>
+                      <a:ext cx="6116320" cy="3343910"/>
+                    </a:xfrm>
+                    <a:prstGeom prst="rect">
+                      <a:avLst/>
+                    </a:prstGeom>
+                  </pic:spPr>
+                </pic:pic>
+              </a:graphicData>
+            </a:graphic>
+          </wp:inline>
+        </w:drawing>
+      </w:r>
+    </w:p>
+    <w:p>
+      <w:pPr>
+        <w:pStyle w:val="Caption"/>
+        <w:jc w:val="both"/>
+      </w:pPr>
+      <w:r>
+        <w:t xml:space="preserve">Figure </w:t>
+      </w:r>
+      <w:r>
+        <w:fldChar w:fldCharType="begin"/>
+      </w:r>
+      <w:r>
+        <w:instrText xml:space="preserve"> SEQ Figure \* ARABIC </w:instrText>
+      </w:r>
+      <w:r>
+        <w:fldChar w:fldCharType="separate"/>
+      </w:r>
+      <w:r>
+        <w:rPr>
+          <w:noProof/>
+        </w:rPr>
+        <w:t>1</w:t>
+      </w:r>
+      <w:r>
+        <w:fldChar w:fldCharType="end"/>
+      </w:r>
+      <w:r>
+        <w:t xml:space="preserve"> Text File Format Design</w:t>
+      </w:r>
+    </w:p>
+    <w:p/>
+    <w:p>
+      <w:pPr>
+        <w:spacing w:line="360" w:lineRule="auto"/>
+        <w:jc w:val="both"/>
+        <w:rPr>
+          <w:sz w:val="24"/>
+          <w:szCs w:val="32"/>
+        </w:rPr>
+      </w:pPr>
+      <w:r>
+        <w:rPr>
+          <w:sz w:val="24"/>
+          <w:szCs w:val="32"/>
+        </w:rPr>
+        <w:t xml:space="preserve">To create a game world adventure that loosely takes inspiration from </w:t>
+      </w:r>
+      <w:proofErr w:type="spellStart"/>
+      <w:r>
+        <w:rPr>
+          <w:sz w:val="24"/>
+          <w:szCs w:val="32"/>
+        </w:rPr>
+        <w:t>Zorkish</w:t>
+      </w:r>
+      <w:proofErr w:type="spellEnd"/>
+      <w:r>
+        <w:rPr>
+          <w:sz w:val="24"/>
+          <w:szCs w:val="32"/>
+        </w:rPr>
+        <w:t xml:space="preserve"> Adventure Game I have a list of locations and their connections where each location has a unique location identifier, a location description, and a list of possible connections / directions to that can be taken from the location.</w:t>
+      </w:r>
+    </w:p>
+    <w:p>
+      <w:pPr>
+        <w:spacing w:line="360" w:lineRule="auto"/>
+        <w:jc w:val="both"/>
+        <w:rPr>
+          <w:noProof/>
+          <w:sz w:val="24"/>
+          <w:szCs w:val="32"/>
+        </w:rPr>
+      </w:pPr>
+      <w:r>
+        <w:rPr>
+          <w:noProof/>
+          <w:sz w:val="24"/>
+          <w:szCs w:val="32"/>
+        </w:rPr>
+        <w:drawing>
+          <wp:anchor distT="0" distB="0" distL="114300" distR="114300" simplePos="0" relativeHeight="251658240" behindDoc="0" locked="0" layoutInCell="1" allowOverlap="1" wp14:anchorId="4FAD8C77" wp14:editId="67D7D4D2">
+            <wp:simplePos x="0" y="0"/>
+            <wp:positionH relativeFrom="margin">
+              <wp:posOffset>-635</wp:posOffset>
+            </wp:positionH>
+            <wp:positionV relativeFrom="paragraph">
+              <wp:posOffset>81915</wp:posOffset>
+            </wp:positionV>
+            <wp:extent cx="4056380" cy="3050540"/>
+            <wp:effectExtent l="0" t="0" r="1270" b="0"/>
+            <wp:wrapSquare wrapText="bothSides"/>
+            <wp:docPr id="587213801" name="Picture 1"/>
+            <wp:cNvGraphicFramePr>
+              <a:graphicFrameLocks xmlns:a="http://schemas.openxmlformats.org/drawingml/2006/main" noChangeAspect="1"/>
+            </wp:cNvGraphicFramePr>
+            <a:graphic xmlns:a="http://schemas.openxmlformats.org/drawingml/2006/main">
+              <a:graphicData uri="http://schemas.openxmlformats.org/drawingml/2006/picture">
+                <pic:pic xmlns:pic="http://schemas.openxmlformats.org/drawingml/2006/picture">
+                  <pic:nvPicPr>
+                    <pic:cNvPr id="0" name="Picture 1"/>
                     <pic:cNvPicPr>
                       <a:picLocks noChangeAspect="1" noChangeArrowheads="1"/>
                     </pic:cNvPicPr>
                   </pic:nvPicPr>
                   <pic:blipFill rotWithShape="1">
-                    <a:blip r:embed="rId7">
+                    <a:blip r:embed="rId8">
                       <a:extLst>
                         <a:ext uri="{28A0092B-C50C-407E-A947-70E740481C1C}">
                           <a14:useLocalDpi xmlns:a14="http://schemas.microsoft.com/office/drawing/2010/main" val="0"/>
                         </a:ext>
                       </a:extLst>
                     </a:blip>
-                    <a:srcRect l="7006" t="9454" r="7472" b="9626"/>
+                    <a:srcRect l="7487" t="9039" r="8248" b="9219"/>
                     <a:stretch/>
                   </pic:blipFill>
                   <pic:spPr bwMode="auto">
                     <a:xfrm>
                       <a:off x="0" y="0"/>
-                      <a:ext cx="2907665" cy="2409825"/>
+                      <a:ext cx="4056380" cy="3050540"/>
                     </a:xfrm>
                     <a:prstGeom prst="rect">
                       <a:avLst/>
@@ -790,1209 +965,85 @@
           </wp:anchor>
         </w:drawing>
       </w:r>
-      <w:r>
-        <w:rPr>
-          <w:bCs/>
-          <w:noProof/>
-          <w:color w:val="000000" w:themeColor="text1"/>
-          <w:sz w:val="24"/>
-        </w:rPr>
-        <w:drawing>
-          <wp:anchor distT="0" distB="0" distL="114300" distR="114300" simplePos="0" relativeHeight="251659264" behindDoc="0" locked="0" layoutInCell="1" allowOverlap="1" wp14:anchorId="79FE928C" wp14:editId="60378146">
-            <wp:simplePos x="0" y="0"/>
-            <wp:positionH relativeFrom="margin">
-              <wp:align>right</wp:align>
-            </wp:positionH>
-            <wp:positionV relativeFrom="paragraph">
-              <wp:posOffset>358343</wp:posOffset>
-            </wp:positionV>
-            <wp:extent cx="3002915" cy="2421890"/>
-            <wp:effectExtent l="0" t="0" r="6985" b="0"/>
-            <wp:wrapSquare wrapText="bothSides"/>
-            <wp:docPr id="1449182652" name="Picture 1"/>
-            <wp:cNvGraphicFramePr>
-              <a:graphicFrameLocks xmlns:a="http://schemas.openxmlformats.org/drawingml/2006/main" noChangeAspect="1"/>
-            </wp:cNvGraphicFramePr>
-            <a:graphic xmlns:a="http://schemas.openxmlformats.org/drawingml/2006/main">
-              <a:graphicData uri="http://schemas.openxmlformats.org/drawingml/2006/picture">
-                <pic:pic xmlns:pic="http://schemas.openxmlformats.org/drawingml/2006/picture">
-                  <pic:nvPicPr>
-                    <pic:cNvPr id="0" name="Picture 1"/>
-                    <pic:cNvPicPr>
-                      <a:picLocks noChangeAspect="1" noChangeArrowheads="1"/>
-                    </pic:cNvPicPr>
-                  </pic:nvPicPr>
-                  <pic:blipFill rotWithShape="1">
-                    <a:blip r:embed="rId8">
-                      <a:extLst>
-                        <a:ext uri="{28A0092B-C50C-407E-A947-70E740481C1C}">
-                          <a14:useLocalDpi xmlns:a14="http://schemas.microsoft.com/office/drawing/2010/main" val="0"/>
-                        </a:ext>
-                      </a:extLst>
-                    </a:blip>
-                    <a:srcRect l="9504" t="10499" r="9465" b="13493"/>
-                    <a:stretch/>
-                  </pic:blipFill>
-                  <pic:spPr bwMode="auto">
-                    <a:xfrm>
-                      <a:off x="0" y="0"/>
-                      <a:ext cx="3002915" cy="2421890"/>
-                    </a:xfrm>
-                    <a:prstGeom prst="rect">
-                      <a:avLst/>
-                    </a:prstGeom>
-                    <a:noFill/>
-                    <a:ln>
-                      <a:noFill/>
-                    </a:ln>
-                    <a:extLst>
-                      <a:ext uri="{53640926-AAD7-44D8-BBD7-CCE9431645EC}">
-                        <a14:shadowObscured xmlns:a14="http://schemas.microsoft.com/office/drawing/2010/main"/>
-                      </a:ext>
-                    </a:extLst>
-                  </pic:spPr>
-                </pic:pic>
-              </a:graphicData>
-            </a:graphic>
-          </wp:anchor>
-        </w:drawing>
-      </w:r>
-      <w:r>
-        <w:rPr>
-          <w:b/>
-          <w:color w:val="767171" w:themeColor="background2" w:themeShade="80"/>
-          <w:sz w:val="28"/>
-          <w:szCs w:val="28"/>
-        </w:rPr>
-        <w:t>Implementing Inventory System</w:t>
-      </w:r>
     </w:p>
     <w:p>
       <w:pPr>
         <w:spacing w:line="360" w:lineRule="auto"/>
         <w:jc w:val="both"/>
         <w:rPr>
-          <w:bCs/>
-          <w:noProof/>
-          <w:color w:val="000000" w:themeColor="text1"/>
-          <w:sz w:val="24"/>
-        </w:rPr>
-      </w:pPr>
+          <w:sz w:val="24"/>
+          <w:szCs w:val="32"/>
+        </w:rPr>
+      </w:pPr>
+      <w:r>
+        <w:rPr>
+          <w:sz w:val="24"/>
+          <w:szCs w:val="32"/>
+        </w:rPr>
+        <w:t xml:space="preserve">We created a .JSON file where the root object is locations which will basically contain locations in </w:t>
+      </w:r>
+      <w:proofErr w:type="gramStart"/>
+      <w:r>
+        <w:rPr>
+          <w:sz w:val="24"/>
+          <w:szCs w:val="32"/>
+        </w:rPr>
+        <w:t>an</w:t>
+      </w:r>
+      <w:proofErr w:type="gramEnd"/>
+      <w:r>
+        <w:rPr>
+          <w:sz w:val="24"/>
+          <w:szCs w:val="32"/>
+        </w:rPr>
+        <w:t xml:space="preserve"> carry and each location object holds name, description and connections for each location</w:t>
+      </w:r>
+      <w:r>
+        <w:rPr>
+          <w:sz w:val="24"/>
+          <w:szCs w:val="32"/>
+        </w:rPr>
+        <w:t>.</w:t>
+      </w:r>
     </w:p>
     <w:p>
       <w:pPr>
         <w:spacing w:line="360" w:lineRule="auto"/>
         <w:jc w:val="both"/>
-        <w:rPr>
-          <w:bCs/>
-          <w:noProof/>
-          <w:color w:val="000000" w:themeColor="text1"/>
-          <w:sz w:val="24"/>
-          <w:lang w:val="en-US"/>
-        </w:rPr>
-      </w:pPr>
-      <w:r>
-        <w:rPr>
-          <w:bCs/>
-          <w:noProof/>
-          <w:color w:val="000000" w:themeColor="text1"/>
-          <w:sz w:val="24"/>
-          <w:lang w:val="en-US"/>
-        </w:rPr>
-        <w:t xml:space="preserve">The Inventory class serves as the backbone for </w:t>
-      </w:r>
-      <w:r>
-        <w:rPr>
-          <w:bCs/>
-          <w:noProof/>
-          <w:color w:val="000000" w:themeColor="text1"/>
-          <w:sz w:val="24"/>
-          <w:lang w:val="en-US"/>
-        </w:rPr>
-        <w:t>the inventory</w:t>
-      </w:r>
-      <w:r>
-        <w:rPr>
-          <w:bCs/>
-          <w:noProof/>
-          <w:color w:val="000000" w:themeColor="text1"/>
-          <w:sz w:val="24"/>
-          <w:lang w:val="en-US"/>
-        </w:rPr>
-        <w:t xml:space="preserve"> system. </w:t>
-      </w:r>
-      <w:r>
-        <w:rPr>
-          <w:bCs/>
-          <w:noProof/>
-          <w:color w:val="000000" w:themeColor="text1"/>
-          <w:sz w:val="24"/>
-          <w:lang w:val="en-US"/>
-        </w:rPr>
-        <w:t xml:space="preserve">As the </w:t>
-      </w:r>
-      <w:r>
-        <w:rPr>
-          <w:bCs/>
-          <w:noProof/>
-          <w:color w:val="000000" w:themeColor="text1"/>
-          <w:sz w:val="24"/>
-          <w:lang w:val="en-US"/>
-        </w:rPr>
-        <w:t>class is fundamentally designed to store, manage, and retrieve items that a player might possess during the gameplay.</w:t>
-      </w:r>
+      </w:pPr>
     </w:p>
     <w:p>
       <w:pPr>
         <w:spacing w:line="360" w:lineRule="auto"/>
         <w:jc w:val="both"/>
-        <w:rPr>
-          <w:bCs/>
-          <w:noProof/>
-          <w:color w:val="000000" w:themeColor="text1"/>
-          <w:sz w:val="24"/>
-          <w:lang w:val="en-US"/>
-        </w:rPr>
-      </w:pPr>
-      <w:r>
-        <w:rPr>
-          <w:b/>
-          <w:bCs/>
-          <w:noProof/>
-          <w:color w:val="000000" w:themeColor="text1"/>
-          <w:sz w:val="24"/>
-          <w:lang w:val="en-US"/>
-        </w:rPr>
-        <w:t xml:space="preserve">Inventory </w:t>
-      </w:r>
-      <w:r>
-        <w:rPr>
-          <w:b/>
-          <w:bCs/>
-          <w:noProof/>
-          <w:color w:val="000000" w:themeColor="text1"/>
-          <w:sz w:val="24"/>
-          <w:lang w:val="en-US"/>
-        </w:rPr>
-        <w:t>Header</w:t>
-      </w:r>
-      <w:r>
-        <w:rPr>
-          <w:b/>
-          <w:bCs/>
-          <w:noProof/>
-          <w:color w:val="000000" w:themeColor="text1"/>
-          <w:sz w:val="24"/>
-          <w:lang w:val="en-US"/>
-        </w:rPr>
-        <w:t xml:space="preserve"> File </w:t>
-      </w:r>
-      <w:r>
-        <w:rPr>
-          <w:b/>
-          <w:bCs/>
-          <w:noProof/>
-          <w:color w:val="000000" w:themeColor="text1"/>
-          <w:sz w:val="24"/>
-          <w:lang w:val="en-US"/>
-        </w:rPr>
-        <w:t>:</w:t>
-      </w:r>
-      <w:r>
-        <w:rPr>
-          <w:bCs/>
-          <w:noProof/>
-          <w:color w:val="000000" w:themeColor="text1"/>
-          <w:sz w:val="24"/>
-          <w:lang w:val="en-US"/>
-        </w:rPr>
-        <w:t xml:space="preserve"> the header file for the Inventory class, </w:t>
-      </w:r>
-      <w:r>
-        <w:rPr>
-          <w:bCs/>
-          <w:noProof/>
-          <w:color w:val="000000" w:themeColor="text1"/>
-          <w:sz w:val="24"/>
-          <w:lang w:val="en-US"/>
-        </w:rPr>
-        <w:t>we</w:t>
-      </w:r>
-      <w:r>
-        <w:rPr>
-          <w:bCs/>
-          <w:noProof/>
-          <w:color w:val="000000" w:themeColor="text1"/>
-          <w:sz w:val="24"/>
-          <w:lang w:val="en-US"/>
-        </w:rPr>
-        <w:t xml:space="preserve"> declare</w:t>
-      </w:r>
-      <w:r>
-        <w:rPr>
-          <w:bCs/>
-          <w:noProof/>
-          <w:color w:val="000000" w:themeColor="text1"/>
-          <w:sz w:val="24"/>
-          <w:lang w:val="en-US"/>
-        </w:rPr>
-        <w:t>d</w:t>
-      </w:r>
-      <w:r>
-        <w:rPr>
-          <w:bCs/>
-          <w:noProof/>
-          <w:color w:val="000000" w:themeColor="text1"/>
-          <w:sz w:val="24"/>
-          <w:lang w:val="en-US"/>
-        </w:rPr>
-        <w:t xml:space="preserve"> the methods and properties associated with the inventory. Some of the primary methods </w:t>
-      </w:r>
-      <w:r>
-        <w:rPr>
-          <w:bCs/>
-          <w:noProof/>
-          <w:color w:val="000000" w:themeColor="text1"/>
-          <w:sz w:val="24"/>
-          <w:lang w:val="en-US"/>
-        </w:rPr>
-        <w:t>such as</w:t>
-      </w:r>
-      <w:r>
-        <w:rPr>
-          <w:bCs/>
-          <w:noProof/>
-          <w:color w:val="000000" w:themeColor="text1"/>
-          <w:sz w:val="24"/>
-          <w:lang w:val="en-US"/>
-        </w:rPr>
-        <w:t>:</w:t>
-      </w:r>
-    </w:p>
-    <w:p>
-      <w:pPr>
-        <w:numPr>
-          <w:ilvl w:val="0"/>
-          <w:numId w:val="4"/>
-        </w:numPr>
+      </w:pPr>
+    </w:p>
+    <w:p>
+      <w:pPr>
         <w:spacing w:line="360" w:lineRule="auto"/>
         <w:jc w:val="both"/>
-        <w:rPr>
-          <w:bCs/>
-          <w:noProof/>
-          <w:color w:val="000000" w:themeColor="text1"/>
-          <w:sz w:val="24"/>
-          <w:lang w:val="en-US"/>
-        </w:rPr>
-      </w:pPr>
-      <w:r>
-        <w:rPr>
-          <w:b/>
-          <w:bCs/>
-          <w:noProof/>
-          <w:color w:val="000000" w:themeColor="text1"/>
-          <w:sz w:val="24"/>
-          <w:lang w:val="en-US"/>
-        </w:rPr>
-        <w:t>addItem(Item)</w:t>
-      </w:r>
-      <w:r>
-        <w:rPr>
-          <w:bCs/>
-          <w:noProof/>
-          <w:color w:val="000000" w:themeColor="text1"/>
-          <w:sz w:val="24"/>
-          <w:lang w:val="en-US"/>
-        </w:rPr>
-        <w:t xml:space="preserve">: </w:t>
-      </w:r>
-      <w:r>
-        <w:rPr>
-          <w:bCs/>
-          <w:noProof/>
-          <w:color w:val="000000" w:themeColor="text1"/>
-          <w:sz w:val="24"/>
-          <w:lang w:val="en-US"/>
-        </w:rPr>
-        <w:t>that</w:t>
-      </w:r>
-      <w:r>
-        <w:rPr>
-          <w:bCs/>
-          <w:noProof/>
-          <w:color w:val="000000" w:themeColor="text1"/>
-          <w:sz w:val="24"/>
-          <w:lang w:val="en-US"/>
-        </w:rPr>
-        <w:t xml:space="preserve"> add</w:t>
-      </w:r>
-      <w:r>
-        <w:rPr>
-          <w:bCs/>
-          <w:noProof/>
-          <w:color w:val="000000" w:themeColor="text1"/>
-          <w:sz w:val="24"/>
-          <w:lang w:val="en-US"/>
-        </w:rPr>
-        <w:t>s</w:t>
-      </w:r>
-      <w:r>
-        <w:rPr>
-          <w:bCs/>
-          <w:noProof/>
-          <w:color w:val="000000" w:themeColor="text1"/>
-          <w:sz w:val="24"/>
-          <w:lang w:val="en-US"/>
-        </w:rPr>
-        <w:t xml:space="preserve"> an item to the inventory.</w:t>
-      </w:r>
-    </w:p>
-    <w:p>
-      <w:pPr>
-        <w:numPr>
-          <w:ilvl w:val="0"/>
-          <w:numId w:val="4"/>
-        </w:numPr>
+      </w:pPr>
+    </w:p>
+    <w:p>
+      <w:pPr>
         <w:spacing w:line="360" w:lineRule="auto"/>
         <w:jc w:val="both"/>
-        <w:rPr>
-          <w:bCs/>
-          <w:noProof/>
-          <w:color w:val="000000" w:themeColor="text1"/>
-          <w:sz w:val="24"/>
-          <w:lang w:val="en-US"/>
-        </w:rPr>
-      </w:pPr>
-      <w:r>
-        <w:rPr>
-          <w:b/>
-          <w:bCs/>
-          <w:noProof/>
-          <w:color w:val="000000" w:themeColor="text1"/>
-          <w:sz w:val="24"/>
-          <w:lang w:val="en-US"/>
-        </w:rPr>
-        <w:t>removeItem(Item)</w:t>
-      </w:r>
-      <w:r>
-        <w:rPr>
-          <w:bCs/>
-          <w:noProof/>
-          <w:color w:val="000000" w:themeColor="text1"/>
-          <w:sz w:val="24"/>
-          <w:lang w:val="en-US"/>
-        </w:rPr>
-        <w:t xml:space="preserve">: </w:t>
-      </w:r>
-      <w:r>
-        <w:rPr>
-          <w:bCs/>
-          <w:noProof/>
-          <w:color w:val="000000" w:themeColor="text1"/>
-          <w:sz w:val="24"/>
-          <w:lang w:val="en-US"/>
-        </w:rPr>
-        <w:t>that</w:t>
-      </w:r>
-      <w:r>
-        <w:rPr>
-          <w:bCs/>
-          <w:noProof/>
-          <w:color w:val="000000" w:themeColor="text1"/>
-          <w:sz w:val="24"/>
-          <w:lang w:val="en-US"/>
-        </w:rPr>
-        <w:t xml:space="preserve"> remove</w:t>
-      </w:r>
-      <w:r>
-        <w:rPr>
-          <w:bCs/>
-          <w:noProof/>
-          <w:color w:val="000000" w:themeColor="text1"/>
-          <w:sz w:val="24"/>
-          <w:lang w:val="en-US"/>
-        </w:rPr>
-        <w:t>s</w:t>
-      </w:r>
-      <w:r>
-        <w:rPr>
-          <w:bCs/>
-          <w:noProof/>
-          <w:color w:val="000000" w:themeColor="text1"/>
-          <w:sz w:val="24"/>
-          <w:lang w:val="en-US"/>
-        </w:rPr>
-        <w:t xml:space="preserve"> a specific item from the inventory.</w:t>
-      </w:r>
-    </w:p>
-    <w:p>
-      <w:pPr>
-        <w:numPr>
-          <w:ilvl w:val="0"/>
-          <w:numId w:val="4"/>
-        </w:numPr>
+      </w:pPr>
+    </w:p>
+    <w:p>
+      <w:pPr>
         <w:spacing w:line="360" w:lineRule="auto"/>
         <w:jc w:val="both"/>
-        <w:rPr>
-          <w:bCs/>
-          <w:noProof/>
-          <w:color w:val="000000" w:themeColor="text1"/>
-          <w:sz w:val="24"/>
-          <w:lang w:val="en-US"/>
-        </w:rPr>
-      </w:pPr>
-      <w:r>
-        <w:rPr>
-          <w:b/>
-          <w:bCs/>
-          <w:noProof/>
-          <w:color w:val="000000" w:themeColor="text1"/>
-          <w:sz w:val="24"/>
-          <w:lang w:val="en-US"/>
-        </w:rPr>
-        <w:t>displayItems()</w:t>
-      </w:r>
-      <w:r>
-        <w:rPr>
-          <w:bCs/>
-          <w:noProof/>
-          <w:color w:val="000000" w:themeColor="text1"/>
-          <w:sz w:val="24"/>
-          <w:lang w:val="en-US"/>
-        </w:rPr>
-        <w:t xml:space="preserve">: </w:t>
-      </w:r>
-      <w:r>
-        <w:rPr>
-          <w:bCs/>
-          <w:noProof/>
-          <w:color w:val="000000" w:themeColor="text1"/>
-          <w:sz w:val="24"/>
-          <w:lang w:val="en-US"/>
-        </w:rPr>
-        <w:t>that displays</w:t>
-      </w:r>
-      <w:r>
-        <w:rPr>
-          <w:bCs/>
-          <w:noProof/>
-          <w:color w:val="000000" w:themeColor="text1"/>
-          <w:sz w:val="24"/>
-          <w:lang w:val="en-US"/>
-        </w:rPr>
-        <w:t xml:space="preserve"> all the items currently held in the inventory.</w:t>
-      </w:r>
+      </w:pPr>
     </w:p>
     <w:p>
       <w:pPr>
         <w:spacing w:line="360" w:lineRule="auto"/>
         <w:jc w:val="both"/>
-        <w:rPr>
-          <w:bCs/>
-          <w:noProof/>
-          <w:color w:val="000000" w:themeColor="text1"/>
-          <w:sz w:val="24"/>
-          <w:lang w:val="en-US"/>
-        </w:rPr>
-      </w:pPr>
-      <w:r>
-        <w:rPr>
-          <w:bCs/>
-          <w:noProof/>
-          <w:color w:val="000000" w:themeColor="text1"/>
-          <w:sz w:val="24"/>
-          <w:lang w:val="en-US"/>
-        </w:rPr>
-        <w:t xml:space="preserve">To store the items, we use a </w:t>
-      </w:r>
-      <w:r>
-        <w:rPr>
-          <w:b/>
-          <w:bCs/>
-          <w:noProof/>
-          <w:color w:val="000000" w:themeColor="text1"/>
-          <w:sz w:val="24"/>
-          <w:lang w:val="en-US"/>
-        </w:rPr>
-        <w:t>std::vector</w:t>
-      </w:r>
-      <w:r>
-        <w:rPr>
-          <w:bCs/>
-          <w:noProof/>
-          <w:color w:val="000000" w:themeColor="text1"/>
-          <w:sz w:val="24"/>
-          <w:lang w:val="en-US"/>
-        </w:rPr>
-        <w:t xml:space="preserve"> data structure </w:t>
-      </w:r>
-      <w:r>
-        <w:rPr>
-          <w:bCs/>
-          <w:noProof/>
-          <w:color w:val="000000" w:themeColor="text1"/>
-          <w:sz w:val="24"/>
-          <w:lang w:val="en-US"/>
-        </w:rPr>
-        <w:t>as this</w:t>
-      </w:r>
-      <w:r>
-        <w:rPr>
-          <w:bCs/>
-          <w:noProof/>
-          <w:color w:val="000000" w:themeColor="text1"/>
-          <w:sz w:val="24"/>
-          <w:lang w:val="en-US"/>
-        </w:rPr>
-        <w:t xml:space="preserve"> data structure </w:t>
-      </w:r>
-      <w:r>
-        <w:rPr>
-          <w:bCs/>
-          <w:noProof/>
-          <w:color w:val="000000" w:themeColor="text1"/>
-          <w:sz w:val="24"/>
-          <w:lang w:val="en-US"/>
-        </w:rPr>
-        <w:t>was</w:t>
-      </w:r>
-      <w:r>
-        <w:rPr>
-          <w:bCs/>
-          <w:noProof/>
-          <w:color w:val="000000" w:themeColor="text1"/>
-          <w:sz w:val="24"/>
-          <w:lang w:val="en-US"/>
-        </w:rPr>
-        <w:t xml:space="preserve"> chosen due to its efficiency in appending and accessing elements, particularly if the order of items is significant.</w:t>
-      </w:r>
-    </w:p>
-    <w:p>
-      <w:pPr>
-        <w:spacing w:line="360" w:lineRule="auto"/>
-        <w:jc w:val="both"/>
-        <w:rPr>
-          <w:bCs/>
-          <w:noProof/>
-          <w:color w:val="000000" w:themeColor="text1"/>
-          <w:sz w:val="24"/>
-        </w:rPr>
-      </w:pPr>
-    </w:p>
-    <w:p>
-      <w:pPr>
-        <w:spacing w:line="360" w:lineRule="auto"/>
-        <w:jc w:val="both"/>
-        <w:rPr>
-          <w:bCs/>
-          <w:noProof/>
-          <w:color w:val="000000" w:themeColor="text1"/>
-          <w:sz w:val="24"/>
-        </w:rPr>
-      </w:pPr>
-    </w:p>
-    <w:p>
-      <w:pPr>
-        <w:spacing w:line="360" w:lineRule="auto"/>
-        <w:jc w:val="both"/>
-        <w:rPr>
-          <w:bCs/>
-          <w:color w:val="000000" w:themeColor="text1"/>
-          <w:sz w:val="24"/>
-        </w:rPr>
-      </w:pPr>
-    </w:p>
-    <w:p>
-      <w:pPr>
-        <w:spacing w:line="360" w:lineRule="auto"/>
-        <w:jc w:val="both"/>
-        <w:rPr>
-          <w:b/>
-          <w:color w:val="767171" w:themeColor="background2" w:themeShade="80"/>
-          <w:sz w:val="28"/>
-          <w:szCs w:val="28"/>
-        </w:rPr>
-      </w:pPr>
-      <w:r>
-        <w:rPr>
-          <w:noProof/>
-        </w:rPr>
-        <w:lastRenderedPageBreak/>
-        <w:drawing>
-          <wp:anchor distT="0" distB="0" distL="114300" distR="114300" simplePos="0" relativeHeight="251660288" behindDoc="0" locked="0" layoutInCell="1" allowOverlap="1" wp14:anchorId="39004EE7" wp14:editId="02ED6236">
-            <wp:simplePos x="0" y="0"/>
-            <wp:positionH relativeFrom="column">
-              <wp:posOffset>2564765</wp:posOffset>
-            </wp:positionH>
-            <wp:positionV relativeFrom="paragraph">
-              <wp:posOffset>440055</wp:posOffset>
-            </wp:positionV>
-            <wp:extent cx="3503930" cy="1896745"/>
-            <wp:effectExtent l="0" t="0" r="1270" b="8255"/>
-            <wp:wrapSquare wrapText="bothSides"/>
-            <wp:docPr id="1701763731" name="Picture 4"/>
-            <wp:cNvGraphicFramePr>
-              <a:graphicFrameLocks xmlns:a="http://schemas.openxmlformats.org/drawingml/2006/main" noChangeAspect="1"/>
-            </wp:cNvGraphicFramePr>
-            <a:graphic xmlns:a="http://schemas.openxmlformats.org/drawingml/2006/main">
-              <a:graphicData uri="http://schemas.openxmlformats.org/drawingml/2006/picture">
-                <pic:pic xmlns:pic="http://schemas.openxmlformats.org/drawingml/2006/picture">
-                  <pic:nvPicPr>
-                    <pic:cNvPr id="0" name="Picture 4"/>
-                    <pic:cNvPicPr>
-                      <a:picLocks noChangeAspect="1" noChangeArrowheads="1"/>
-                    </pic:cNvPicPr>
-                  </pic:nvPicPr>
-                  <pic:blipFill rotWithShape="1">
-                    <a:blip r:embed="rId9">
-                      <a:extLst>
-                        <a:ext uri="{28A0092B-C50C-407E-A947-70E740481C1C}">
-                          <a14:useLocalDpi xmlns:a14="http://schemas.microsoft.com/office/drawing/2010/main" val="0"/>
-                        </a:ext>
-                      </a:extLst>
-                    </a:blip>
-                    <a:srcRect l="7805" t="12632" r="7480" b="14636"/>
-                    <a:stretch/>
-                  </pic:blipFill>
-                  <pic:spPr bwMode="auto">
-                    <a:xfrm>
-                      <a:off x="0" y="0"/>
-                      <a:ext cx="3503930" cy="1896745"/>
-                    </a:xfrm>
-                    <a:prstGeom prst="rect">
-                      <a:avLst/>
-                    </a:prstGeom>
-                    <a:noFill/>
-                    <a:ln>
-                      <a:noFill/>
-                    </a:ln>
-                    <a:extLst>
-                      <a:ext uri="{53640926-AAD7-44D8-BBD7-CCE9431645EC}">
-                        <a14:shadowObscured xmlns:a14="http://schemas.microsoft.com/office/drawing/2010/main"/>
-                      </a:ext>
-                    </a:extLst>
-                  </pic:spPr>
-                </pic:pic>
-              </a:graphicData>
-            </a:graphic>
-            <wp14:sizeRelH relativeFrom="margin">
-              <wp14:pctWidth>0</wp14:pctWidth>
-            </wp14:sizeRelH>
-            <wp14:sizeRelV relativeFrom="margin">
-              <wp14:pctHeight>0</wp14:pctHeight>
-            </wp14:sizeRelV>
-          </wp:anchor>
-        </w:drawing>
-      </w:r>
-      <w:r>
-        <w:rPr>
-          <w:b/>
-          <w:color w:val="767171" w:themeColor="background2" w:themeShade="80"/>
-          <w:sz w:val="28"/>
-          <w:szCs w:val="28"/>
-        </w:rPr>
-        <w:t xml:space="preserve">Implementing Item </w:t>
-      </w:r>
-    </w:p>
-    <w:p>
-      <w:pPr>
-        <w:spacing w:line="360" w:lineRule="auto"/>
-        <w:jc w:val="both"/>
-      </w:pPr>
-      <w:r>
-        <w:rPr>
-          <w:noProof/>
-        </w:rPr>
-        <w:drawing>
-          <wp:anchor distT="0" distB="0" distL="114300" distR="114300" simplePos="0" relativeHeight="251661312" behindDoc="0" locked="0" layoutInCell="1" allowOverlap="1" wp14:anchorId="3278E928" wp14:editId="54073157">
-            <wp:simplePos x="0" y="0"/>
-            <wp:positionH relativeFrom="margin">
-              <wp:align>left</wp:align>
-            </wp:positionH>
-            <wp:positionV relativeFrom="paragraph">
-              <wp:posOffset>111085</wp:posOffset>
-            </wp:positionV>
-            <wp:extent cx="2373549" cy="1916632"/>
-            <wp:effectExtent l="0" t="0" r="8255" b="7620"/>
-            <wp:wrapSquare wrapText="bothSides"/>
-            <wp:docPr id="793700810" name="Picture 5"/>
-            <wp:cNvGraphicFramePr>
-              <a:graphicFrameLocks xmlns:a="http://schemas.openxmlformats.org/drawingml/2006/main" noChangeAspect="1"/>
-            </wp:cNvGraphicFramePr>
-            <a:graphic xmlns:a="http://schemas.openxmlformats.org/drawingml/2006/main">
-              <a:graphicData uri="http://schemas.openxmlformats.org/drawingml/2006/picture">
-                <pic:pic xmlns:pic="http://schemas.openxmlformats.org/drawingml/2006/picture">
-                  <pic:nvPicPr>
-                    <pic:cNvPr id="0" name="Picture 5"/>
-                    <pic:cNvPicPr>
-                      <a:picLocks noChangeAspect="1" noChangeArrowheads="1"/>
-                    </pic:cNvPicPr>
-                  </pic:nvPicPr>
-                  <pic:blipFill rotWithShape="1">
-                    <a:blip r:embed="rId10">
-                      <a:extLst>
-                        <a:ext uri="{28A0092B-C50C-407E-A947-70E740481C1C}">
-                          <a14:useLocalDpi xmlns:a14="http://schemas.microsoft.com/office/drawing/2010/main" val="0"/>
-                        </a:ext>
-                      </a:extLst>
-                    </a:blip>
-                    <a:srcRect l="10191" t="11485" r="8748" b="12393"/>
-                    <a:stretch/>
-                  </pic:blipFill>
-                  <pic:spPr bwMode="auto">
-                    <a:xfrm>
-                      <a:off x="0" y="0"/>
-                      <a:ext cx="2373549" cy="1916632"/>
-                    </a:xfrm>
-                    <a:prstGeom prst="rect">
-                      <a:avLst/>
-                    </a:prstGeom>
-                    <a:noFill/>
-                    <a:ln>
-                      <a:noFill/>
-                    </a:ln>
-                    <a:extLst>
-                      <a:ext uri="{53640926-AAD7-44D8-BBD7-CCE9431645EC}">
-                        <a14:shadowObscured xmlns:a14="http://schemas.microsoft.com/office/drawing/2010/main"/>
-                      </a:ext>
-                    </a:extLst>
-                  </pic:spPr>
-                </pic:pic>
-              </a:graphicData>
-            </a:graphic>
-          </wp:anchor>
-        </w:drawing>
-      </w:r>
-    </w:p>
-    <w:p>
-      <w:pPr>
-        <w:spacing w:line="360" w:lineRule="auto"/>
-        <w:jc w:val="both"/>
-        <w:rPr>
-          <w:noProof/>
-          <w:sz w:val="24"/>
-          <w:szCs w:val="32"/>
-          <w:lang w:val="en-US"/>
-        </w:rPr>
-      </w:pPr>
-      <w:r>
-        <w:rPr>
-          <w:noProof/>
-          <w:sz w:val="24"/>
-          <w:szCs w:val="32"/>
-          <w:lang w:val="en-US"/>
-        </w:rPr>
-        <w:t xml:space="preserve">Item class represents individual </w:t>
-      </w:r>
-      <w:r>
-        <w:rPr>
-          <w:noProof/>
-          <w:sz w:val="24"/>
-          <w:szCs w:val="32"/>
-          <w:lang w:val="en-US"/>
-        </w:rPr>
-        <w:t xml:space="preserve">item </w:t>
-      </w:r>
-      <w:r>
-        <w:rPr>
-          <w:noProof/>
-          <w:sz w:val="24"/>
-          <w:szCs w:val="32"/>
-          <w:lang w:val="en-US"/>
-        </w:rPr>
-        <w:t xml:space="preserve">objects that can be added to or removed from the inventory. Each item </w:t>
-      </w:r>
-      <w:r>
-        <w:rPr>
-          <w:noProof/>
-          <w:sz w:val="24"/>
-          <w:szCs w:val="32"/>
-          <w:lang w:val="en-US"/>
-        </w:rPr>
-        <w:t>uses an</w:t>
-      </w:r>
-      <w:r>
-        <w:rPr>
-          <w:noProof/>
-          <w:sz w:val="24"/>
-          <w:szCs w:val="32"/>
-          <w:lang w:val="en-US"/>
-        </w:rPr>
-        <w:t xml:space="preserve"> attribute such as a name</w:t>
-      </w:r>
-      <w:r>
-        <w:rPr>
-          <w:noProof/>
-          <w:sz w:val="24"/>
-          <w:szCs w:val="32"/>
-          <w:lang w:val="en-US"/>
-        </w:rPr>
-        <w:t xml:space="preserve"> to identify the item.</w:t>
-      </w:r>
-    </w:p>
-    <w:p>
-      <w:pPr>
-        <w:spacing w:line="360" w:lineRule="auto"/>
-        <w:jc w:val="both"/>
-        <w:rPr>
-          <w:noProof/>
-          <w:sz w:val="24"/>
-          <w:szCs w:val="32"/>
-          <w:lang w:val="en-US"/>
-        </w:rPr>
-      </w:pPr>
-      <w:r>
-        <w:rPr>
-          <w:b/>
-          <w:bCs/>
-          <w:noProof/>
-          <w:sz w:val="24"/>
-          <w:szCs w:val="32"/>
-          <w:lang w:val="en-US"/>
-        </w:rPr>
-        <w:t xml:space="preserve">Item </w:t>
-      </w:r>
-      <w:r>
-        <w:rPr>
-          <w:b/>
-          <w:bCs/>
-          <w:noProof/>
-          <w:sz w:val="24"/>
-          <w:szCs w:val="32"/>
-          <w:lang w:val="en-US"/>
-        </w:rPr>
-        <w:t>Header</w:t>
-      </w:r>
-      <w:r>
-        <w:rPr>
-          <w:b/>
-          <w:bCs/>
-          <w:noProof/>
-          <w:sz w:val="24"/>
-          <w:szCs w:val="32"/>
-          <w:lang w:val="en-US"/>
-        </w:rPr>
-        <w:t xml:space="preserve"> File</w:t>
-      </w:r>
-      <w:r>
-        <w:rPr>
-          <w:b/>
-          <w:bCs/>
-          <w:noProof/>
-          <w:sz w:val="24"/>
-          <w:szCs w:val="32"/>
-          <w:lang w:val="en-US"/>
-        </w:rPr>
-        <w:t>:</w:t>
-      </w:r>
-      <w:r>
-        <w:rPr>
-          <w:noProof/>
-          <w:sz w:val="24"/>
-          <w:szCs w:val="32"/>
-          <w:lang w:val="en-US"/>
-        </w:rPr>
-        <w:t xml:space="preserve"> The </w:t>
-      </w:r>
-      <w:r>
-        <w:rPr>
-          <w:noProof/>
-          <w:sz w:val="24"/>
-          <w:szCs w:val="32"/>
-          <w:lang w:val="en-US"/>
-        </w:rPr>
-        <w:t xml:space="preserve">item </w:t>
-      </w:r>
-      <w:r>
-        <w:rPr>
-          <w:noProof/>
-          <w:sz w:val="24"/>
-          <w:szCs w:val="32"/>
-          <w:lang w:val="en-US"/>
-        </w:rPr>
-        <w:t>header file for the Item class outlines methods associated with individual items. Some fundamental methods and properties are:</w:t>
-      </w:r>
-    </w:p>
-    <w:p>
-      <w:pPr>
-        <w:numPr>
-          <w:ilvl w:val="0"/>
-          <w:numId w:val="6"/>
-        </w:numPr>
-        <w:spacing w:line="360" w:lineRule="auto"/>
-        <w:jc w:val="both"/>
-        <w:rPr>
-          <w:noProof/>
-          <w:sz w:val="24"/>
-          <w:szCs w:val="32"/>
-          <w:lang w:val="en-US"/>
-        </w:rPr>
-      </w:pPr>
-      <w:r>
-        <w:rPr>
-          <w:noProof/>
-          <w:sz w:val="24"/>
-          <w:szCs w:val="32"/>
-          <w:lang w:val="en-US"/>
-        </w:rPr>
-        <w:t>A constructor to initialize an item with specific attributes.</w:t>
-      </w:r>
-    </w:p>
-    <w:p>
-      <w:pPr>
-        <w:numPr>
-          <w:ilvl w:val="0"/>
-          <w:numId w:val="6"/>
-        </w:numPr>
-        <w:spacing w:line="360" w:lineRule="auto"/>
-        <w:jc w:val="both"/>
-        <w:rPr>
-          <w:noProof/>
-          <w:sz w:val="24"/>
-          <w:szCs w:val="32"/>
-          <w:lang w:val="en-US"/>
-        </w:rPr>
-      </w:pPr>
-      <w:r>
-        <w:rPr>
-          <w:noProof/>
-          <w:sz w:val="24"/>
-          <w:szCs w:val="32"/>
-          <w:lang w:val="en-US"/>
-        </w:rPr>
-        <w:t>Getter and Setter methods for each attribute.</w:t>
-      </w:r>
-    </w:p>
-    <w:p>
-      <w:pPr>
-        <w:numPr>
-          <w:ilvl w:val="0"/>
-          <w:numId w:val="6"/>
-        </w:numPr>
-        <w:spacing w:line="360" w:lineRule="auto"/>
-        <w:jc w:val="both"/>
-        <w:rPr>
-          <w:noProof/>
-          <w:sz w:val="24"/>
-          <w:szCs w:val="32"/>
-          <w:lang w:val="en-US"/>
-        </w:rPr>
-      </w:pPr>
-      <w:r>
-        <w:rPr>
-          <w:noProof/>
-          <w:sz w:val="24"/>
-          <w:szCs w:val="32"/>
-          <w:lang w:val="en-US"/>
-        </w:rPr>
-        <w:t>Perhaps methods that dictate how the item interacts with other game elements or the environment.</w:t>
-      </w:r>
-    </w:p>
-    <w:p>
-      <w:pPr>
-        <w:spacing w:line="360" w:lineRule="auto"/>
-        <w:jc w:val="both"/>
-      </w:pPr>
-    </w:p>
-    <w:p>
-      <w:pPr>
-        <w:spacing w:line="360" w:lineRule="auto"/>
-        <w:jc w:val="both"/>
-        <w:rPr>
-          <w:b/>
-          <w:color w:val="767171" w:themeColor="background2" w:themeShade="80"/>
-          <w:sz w:val="28"/>
-          <w:szCs w:val="28"/>
-        </w:rPr>
-      </w:pPr>
-      <w:r>
-        <w:rPr>
-          <w:b/>
-          <w:color w:val="767171" w:themeColor="background2" w:themeShade="80"/>
-          <w:sz w:val="28"/>
-          <w:szCs w:val="28"/>
-        </w:rPr>
-        <w:t xml:space="preserve">Testing </w:t>
-      </w:r>
-      <w:r>
-        <w:rPr>
-          <w:b/>
-          <w:color w:val="767171" w:themeColor="background2" w:themeShade="80"/>
-          <w:sz w:val="28"/>
-          <w:szCs w:val="28"/>
-        </w:rPr>
-        <w:t>Outcome</w:t>
-      </w:r>
-    </w:p>
-    <w:p>
-      <w:pPr>
-        <w:spacing w:line="360" w:lineRule="auto"/>
-        <w:jc w:val="both"/>
-        <w:rPr>
-          <w:bCs/>
-          <w:noProof/>
-          <w:color w:val="000000" w:themeColor="text1"/>
-          <w:sz w:val="24"/>
-        </w:rPr>
-      </w:pPr>
-      <w:r>
-        <w:rPr>
-          <w:b/>
-          <w:noProof/>
-          <w:color w:val="767171" w:themeColor="background2" w:themeShade="80"/>
-          <w:sz w:val="28"/>
-          <w:szCs w:val="28"/>
-        </w:rPr>
-        <w:drawing>
-          <wp:anchor distT="0" distB="0" distL="114300" distR="114300" simplePos="0" relativeHeight="251662336" behindDoc="0" locked="0" layoutInCell="1" allowOverlap="1" wp14:anchorId="269933CD" wp14:editId="5B993366">
-            <wp:simplePos x="0" y="0"/>
-            <wp:positionH relativeFrom="margin">
-              <wp:posOffset>3443591</wp:posOffset>
-            </wp:positionH>
-            <wp:positionV relativeFrom="paragraph">
-              <wp:posOffset>5351</wp:posOffset>
-            </wp:positionV>
-            <wp:extent cx="2733040" cy="2520950"/>
-            <wp:effectExtent l="0" t="0" r="0" b="0"/>
-            <wp:wrapSquare wrapText="bothSides"/>
-            <wp:docPr id="1178889025" name="Picture 6"/>
-            <wp:cNvGraphicFramePr>
-              <a:graphicFrameLocks xmlns:a="http://schemas.openxmlformats.org/drawingml/2006/main" noChangeAspect="1"/>
-            </wp:cNvGraphicFramePr>
-            <a:graphic xmlns:a="http://schemas.openxmlformats.org/drawingml/2006/main">
-              <a:graphicData uri="http://schemas.openxmlformats.org/drawingml/2006/picture">
-                <pic:pic xmlns:pic="http://schemas.openxmlformats.org/drawingml/2006/picture">
-                  <pic:nvPicPr>
-                    <pic:cNvPr id="0" name="Picture 6"/>
-                    <pic:cNvPicPr>
-                      <a:picLocks noChangeAspect="1" noChangeArrowheads="1"/>
-                    </pic:cNvPicPr>
-                  </pic:nvPicPr>
-                  <pic:blipFill rotWithShape="1">
-                    <a:blip r:embed="rId11">
-                      <a:extLst>
-                        <a:ext uri="{28A0092B-C50C-407E-A947-70E740481C1C}">
-                          <a14:useLocalDpi xmlns:a14="http://schemas.microsoft.com/office/drawing/2010/main" val="0"/>
-                        </a:ext>
-                      </a:extLst>
-                    </a:blip>
-                    <a:srcRect l="8122" t="8726" r="7799" b="9553"/>
-                    <a:stretch/>
-                  </pic:blipFill>
-                  <pic:spPr bwMode="auto">
-                    <a:xfrm>
-                      <a:off x="0" y="0"/>
-                      <a:ext cx="2733040" cy="2520950"/>
-                    </a:xfrm>
-                    <a:prstGeom prst="rect">
-                      <a:avLst/>
-                    </a:prstGeom>
-                    <a:noFill/>
-                    <a:ln>
-                      <a:noFill/>
-                    </a:ln>
-                    <a:extLst>
-                      <a:ext uri="{53640926-AAD7-44D8-BBD7-CCE9431645EC}">
-                        <a14:shadowObscured xmlns:a14="http://schemas.microsoft.com/office/drawing/2010/main"/>
-                      </a:ext>
-                    </a:extLst>
-                  </pic:spPr>
-                </pic:pic>
-              </a:graphicData>
-            </a:graphic>
-            <wp14:sizeRelH relativeFrom="margin">
-              <wp14:pctWidth>0</wp14:pctWidth>
-            </wp14:sizeRelH>
-            <wp14:sizeRelV relativeFrom="margin">
-              <wp14:pctHeight>0</wp14:pctHeight>
-            </wp14:sizeRelV>
-          </wp:anchor>
-        </w:drawing>
-      </w:r>
-      <w:r>
-        <w:rPr>
-          <w:bCs/>
-          <w:noProof/>
-          <w:color w:val="000000" w:themeColor="text1"/>
-          <w:sz w:val="24"/>
-        </w:rPr>
-        <w:t>Once the Inventory class and Item class has been created, we did some testing in main where we created 3 items a sword, sheild and potion in which we added them to the inventory and then displayed then, after that we remove potion from the inventory and displayed the inventory again and it shows that the potion was removed from the inventory in real time.</w:t>
-      </w:r>
-    </w:p>
-    <w:p>
-      <w:pPr>
-        <w:spacing w:line="360" w:lineRule="auto"/>
-        <w:jc w:val="both"/>
-        <w:rPr>
-          <w:b/>
-          <w:color w:val="767171" w:themeColor="background2" w:themeShade="80"/>
-          <w:sz w:val="28"/>
-          <w:szCs w:val="28"/>
-        </w:rPr>
-      </w:pPr>
-      <w:r>
-        <w:rPr>
-          <w:noProof/>
-        </w:rPr>
-        <w:drawing>
-          <wp:anchor distT="0" distB="0" distL="114300" distR="114300" simplePos="0" relativeHeight="251663360" behindDoc="0" locked="0" layoutInCell="1" allowOverlap="1" wp14:anchorId="2425E48E" wp14:editId="38AAB697">
-            <wp:simplePos x="0" y="0"/>
-            <wp:positionH relativeFrom="margin">
-              <wp:posOffset>-635</wp:posOffset>
-            </wp:positionH>
-            <wp:positionV relativeFrom="paragraph">
-              <wp:posOffset>15240</wp:posOffset>
-            </wp:positionV>
-            <wp:extent cx="1955165" cy="1466215"/>
-            <wp:effectExtent l="0" t="0" r="6985" b="635"/>
-            <wp:wrapSquare wrapText="bothSides"/>
-            <wp:docPr id="1896186916" name="Picture 1" descr="A screenshot of a computer&#10;&#10;Description automatically generated"/>
-            <wp:cNvGraphicFramePr>
-              <a:graphicFrameLocks xmlns:a="http://schemas.openxmlformats.org/drawingml/2006/main" noChangeAspect="1"/>
-            </wp:cNvGraphicFramePr>
-            <a:graphic xmlns:a="http://schemas.openxmlformats.org/drawingml/2006/main">
-              <a:graphicData uri="http://schemas.openxmlformats.org/drawingml/2006/picture">
-                <pic:pic xmlns:pic="http://schemas.openxmlformats.org/drawingml/2006/picture">
-                  <pic:nvPicPr>
-                    <pic:cNvPr id="1896186916" name="Picture 1" descr="A screenshot of a computer&#10;&#10;Description automatically generated"/>
-                    <pic:cNvPicPr/>
-                  </pic:nvPicPr>
-                  <pic:blipFill>
-                    <a:blip r:embed="rId12"/>
-                    <a:stretch>
-                      <a:fillRect/>
-                    </a:stretch>
-                  </pic:blipFill>
-                  <pic:spPr>
-                    <a:xfrm>
-                      <a:off x="0" y="0"/>
-                      <a:ext cx="1955165" cy="1466215"/>
-                    </a:xfrm>
-                    <a:prstGeom prst="rect">
-                      <a:avLst/>
-                    </a:prstGeom>
-                  </pic:spPr>
-                </pic:pic>
-              </a:graphicData>
-            </a:graphic>
-            <wp14:sizeRelH relativeFrom="margin">
-              <wp14:pctWidth>0</wp14:pctWidth>
-            </wp14:sizeRelH>
-            <wp14:sizeRelV relativeFrom="margin">
-              <wp14:pctHeight>0</wp14:pctHeight>
-            </wp14:sizeRelV>
-          </wp:anchor>
-        </w:drawing>
-      </w:r>
-    </w:p>
-    <w:p>
-      <w:pPr>
-        <w:spacing w:line="360" w:lineRule="auto"/>
-        <w:jc w:val="both"/>
       </w:pPr>
     </w:p>
     <w:sectPr>
-      <w:headerReference w:type="default" r:id="rId13"/>
+      <w:headerReference w:type="default" r:id="rId9"/>
       <w:pgSz w:w="11900" w:h="16840"/>
       <w:pgMar w:top="1440" w:right="1134" w:bottom="1440" w:left="1134" w:header="709" w:footer="709" w:gutter="0"/>
       <w:cols w:space="708"/>

--- a/11 - Spike - Game Graphs from Data/Task 11 - Lab Spike Report.docx
+++ b/11 - Spike - Game Graphs from Data/Task 11 - Lab Spike Report.docx
@@ -11,6 +11,8 @@
           <w:sz w:val="28"/>
         </w:rPr>
       </w:pPr>
+      <w:bookmarkStart w:id="0" w:name="_Hlk148534165"/>
+      <w:bookmarkEnd w:id="0"/>
       <w:r>
         <w:rPr>
           <w:b/>
@@ -148,25 +150,7 @@
           <w:sz w:val="24"/>
           <w:szCs w:val="24"/>
         </w:rPr>
-        <w:t xml:space="preserve">understanding of data </w:t>
-      </w:r>
-      <w:proofErr w:type="gramStart"/>
-      <w:r>
-        <w:rPr>
-          <w:rStyle w:val="SubtleReference"/>
-          <w:sz w:val="24"/>
-          <w:szCs w:val="24"/>
-        </w:rPr>
-        <w:t>structures ,reading</w:t>
-      </w:r>
-      <w:proofErr w:type="gramEnd"/>
-      <w:r>
-        <w:rPr>
-          <w:rStyle w:val="SubtleReference"/>
-          <w:sz w:val="24"/>
-          <w:szCs w:val="24"/>
-        </w:rPr>
-        <w:t xml:space="preserve"> and outputting from files that I have learnt from previous tasks in order to create a game world as a graph data structure.</w:t>
+        <w:t>understanding of data structures ,reading and outputting from files that I have learnt from previous tasks in order to create a game world as a graph data structure.</w:t>
       </w:r>
     </w:p>
     <w:p>
@@ -659,31 +643,85 @@
           <w:sz w:val="24"/>
           <w:szCs w:val="24"/>
         </w:rPr>
-        <w:t>Creating Inventory</w:t>
-      </w:r>
-      <w:r>
-        <w:rPr>
-          <w:rStyle w:val="SubtleReference"/>
-          <w:sz w:val="24"/>
-          <w:szCs w:val="24"/>
-        </w:rPr>
-        <w:t xml:space="preserve"> and</w:t>
-      </w:r>
-      <w:r>
-        <w:rPr>
-          <w:rStyle w:val="SubtleReference"/>
-          <w:sz w:val="24"/>
-          <w:szCs w:val="24"/>
-        </w:rPr>
-        <w:t xml:space="preserve"> Item </w:t>
-      </w:r>
-      <w:r>
-        <w:rPr>
-          <w:rStyle w:val="SubtleReference"/>
-          <w:sz w:val="24"/>
-          <w:szCs w:val="24"/>
-        </w:rPr>
-        <w:t>Class</w:t>
+        <w:t xml:space="preserve">Importing </w:t>
+      </w:r>
+      <w:proofErr w:type="spellStart"/>
+      <w:r>
+        <w:rPr>
+          <w:b/>
+          <w:bCs/>
+          <w:color w:val="5A5A5A" w:themeColor="text1" w:themeTint="A5"/>
+          <w:sz w:val="24"/>
+        </w:rPr>
+        <w:t>nlohmann</w:t>
+      </w:r>
+      <w:proofErr w:type="spellEnd"/>
+      <w:r>
+        <w:rPr>
+          <w:b/>
+          <w:bCs/>
+          <w:color w:val="5A5A5A" w:themeColor="text1" w:themeTint="A5"/>
+          <w:sz w:val="24"/>
+        </w:rPr>
+        <w:t>::</w:t>
+      </w:r>
+      <w:proofErr w:type="spellStart"/>
+      <w:r>
+        <w:rPr>
+          <w:b/>
+          <w:bCs/>
+          <w:color w:val="5A5A5A" w:themeColor="text1" w:themeTint="A5"/>
+          <w:sz w:val="24"/>
+        </w:rPr>
+        <w:t>json</w:t>
+      </w:r>
+      <w:proofErr w:type="spellEnd"/>
+      <w:r>
+        <w:rPr>
+          <w:b/>
+          <w:bCs/>
+          <w:color w:val="5A5A5A" w:themeColor="text1" w:themeTint="A5"/>
+          <w:sz w:val="24"/>
+        </w:rPr>
+        <w:t xml:space="preserve"> </w:t>
+      </w:r>
+      <w:r>
+        <w:rPr>
+          <w:color w:val="5A5A5A" w:themeColor="text1" w:themeTint="A5"/>
+          <w:sz w:val="24"/>
+        </w:rPr>
+        <w:t>library.</w:t>
+      </w:r>
+    </w:p>
+    <w:p>
+      <w:pPr>
+        <w:pStyle w:val="ColorfulList-Accent11"/>
+        <w:numPr>
+          <w:ilvl w:val="0"/>
+          <w:numId w:val="1"/>
+        </w:numPr>
+        <w:spacing w:line="360" w:lineRule="auto"/>
+        <w:rPr>
+          <w:rStyle w:val="SubtleReference"/>
+          <w:sz w:val="24"/>
+          <w:szCs w:val="24"/>
+        </w:rPr>
+      </w:pPr>
+      <w:r>
+        <w:rPr>
+          <w:rStyle w:val="SubtleReference"/>
+          <w:sz w:val="24"/>
+          <w:szCs w:val="24"/>
+        </w:rPr>
+        <w:t xml:space="preserve">Creating </w:t>
+      </w:r>
+      <w:r>
+        <w:rPr>
+          <w:rStyle w:val="SubtleReference"/>
+          <w:sz w:val="24"/>
+          <w:szCs w:val="24"/>
+        </w:rPr>
+        <w:t>Location</w:t>
       </w:r>
     </w:p>
     <w:p>
@@ -700,47 +738,6 @@
     </w:p>
     <w:p>
       <w:pPr>
-        <w:pStyle w:val="ColorfulList-Accent11"/>
-        <w:spacing w:line="360" w:lineRule="auto"/>
-        <w:ind w:left="0"/>
-        <w:rPr>
-          <w:color w:val="5A5A5A" w:themeColor="text1" w:themeTint="A5"/>
-          <w:sz w:val="28"/>
-          <w:szCs w:val="28"/>
-        </w:rPr>
-      </w:pPr>
-    </w:p>
-    <w:p>
-      <w:pPr>
-        <w:pStyle w:val="ColorfulList-Accent11"/>
-        <w:spacing w:line="360" w:lineRule="auto"/>
-        <w:ind w:left="0"/>
-        <w:rPr>
-          <w:color w:val="5A5A5A" w:themeColor="text1" w:themeTint="A5"/>
-          <w:sz w:val="28"/>
-          <w:szCs w:val="28"/>
-        </w:rPr>
-      </w:pPr>
-    </w:p>
-    <w:p>
-      <w:pPr>
-        <w:spacing w:line="360" w:lineRule="auto"/>
-        <w:rPr>
-          <w:b/>
-          <w:sz w:val="24"/>
-        </w:rPr>
-      </w:pPr>
-      <w:r>
-        <w:rPr>
-          <w:b/>
-          <w:sz w:val="24"/>
-        </w:rPr>
-        <w:lastRenderedPageBreak/>
-        <w:t>What we found out:</w:t>
-      </w:r>
-    </w:p>
-    <w:p>
-      <w:pPr>
         <w:spacing w:line="360" w:lineRule="auto"/>
         <w:rPr>
           <w:b/>
@@ -766,6 +763,7 @@
           <w:sz w:val="28"/>
           <w:szCs w:val="28"/>
         </w:rPr>
+        <w:lastRenderedPageBreak/>
         <w:t xml:space="preserve">File Format Design </w:t>
       </w:r>
     </w:p>
@@ -980,29 +978,13 @@
           <w:sz w:val="24"/>
           <w:szCs w:val="32"/>
         </w:rPr>
-        <w:t xml:space="preserve">We created a .JSON file where the root object is locations which will basically contain locations in </w:t>
-      </w:r>
-      <w:proofErr w:type="gramStart"/>
+        <w:t>We created a .JSON file where the root object is locations which will basically contain locations in an carry and each location object holds name, description and connections for each location</w:t>
+      </w:r>
       <w:r>
         <w:rPr>
           <w:sz w:val="24"/>
           <w:szCs w:val="32"/>
         </w:rPr>
-        <w:t>an</w:t>
-      </w:r>
-      <w:proofErr w:type="gramEnd"/>
-      <w:r>
-        <w:rPr>
-          <w:sz w:val="24"/>
-          <w:szCs w:val="32"/>
-        </w:rPr>
-        <w:t xml:space="preserve"> carry and each location object holds name, description and connections for each location</w:t>
-      </w:r>
-      <w:r>
-        <w:rPr>
-          <w:sz w:val="24"/>
-          <w:szCs w:val="32"/>
-        </w:rPr>
         <w:t>.</w:t>
       </w:r>
     </w:p>
@@ -1040,10 +1022,963 @@
       <w:pPr>
         <w:spacing w:line="360" w:lineRule="auto"/>
         <w:jc w:val="both"/>
+        <w:rPr>
+          <w:b/>
+          <w:color w:val="767171" w:themeColor="background2" w:themeShade="80"/>
+          <w:sz w:val="28"/>
+          <w:szCs w:val="28"/>
+        </w:rPr>
+      </w:pPr>
+      <w:r>
+        <w:rPr>
+          <w:b/>
+          <w:color w:val="767171" w:themeColor="background2" w:themeShade="80"/>
+          <w:sz w:val="28"/>
+          <w:szCs w:val="28"/>
+        </w:rPr>
+        <w:t>Implement the Classes</w:t>
+      </w:r>
+    </w:p>
+    <w:p>
+      <w:pPr>
+        <w:spacing w:line="360" w:lineRule="auto"/>
+        <w:jc w:val="both"/>
+        <w:rPr>
+          <w:b/>
+          <w:color w:val="767171" w:themeColor="background2" w:themeShade="80"/>
+          <w:sz w:val="28"/>
+          <w:szCs w:val="28"/>
+        </w:rPr>
+      </w:pPr>
+    </w:p>
+    <w:p>
+      <w:pPr>
+        <w:pStyle w:val="ListParagraph"/>
+        <w:numPr>
+          <w:ilvl w:val="0"/>
+          <w:numId w:val="7"/>
+        </w:numPr>
+        <w:spacing w:line="360" w:lineRule="auto"/>
+        <w:jc w:val="both"/>
+        <w:rPr>
+          <w:b/>
+          <w:bCs/>
+          <w:sz w:val="28"/>
+          <w:szCs w:val="36"/>
+        </w:rPr>
+      </w:pPr>
+      <w:r>
+        <w:rPr>
+          <w:b/>
+          <w:bCs/>
+          <w:sz w:val="28"/>
+          <w:szCs w:val="36"/>
+        </w:rPr>
+        <w:t>Implement Location Class</w:t>
+      </w:r>
+      <w:r>
+        <w:rPr>
+          <w:b/>
+          <w:bCs/>
+          <w:sz w:val="28"/>
+          <w:szCs w:val="36"/>
+        </w:rPr>
+        <w:t>:</w:t>
+      </w:r>
+    </w:p>
+    <w:p>
+      <w:pPr>
+        <w:pStyle w:val="ListParagraph"/>
+        <w:spacing w:line="360" w:lineRule="auto"/>
+        <w:jc w:val="both"/>
+        <w:rPr>
+          <w:b/>
+          <w:bCs/>
+          <w:noProof/>
+          <w:sz w:val="28"/>
+          <w:szCs w:val="36"/>
+        </w:rPr>
+      </w:pPr>
+    </w:p>
+    <w:p>
+      <w:pPr>
+        <w:pStyle w:val="ListParagraph"/>
+        <w:spacing w:line="360" w:lineRule="auto"/>
+        <w:jc w:val="both"/>
+        <w:rPr>
+          <w:b/>
+          <w:bCs/>
+          <w:noProof/>
+          <w:sz w:val="28"/>
+          <w:szCs w:val="36"/>
+        </w:rPr>
+      </w:pPr>
+      <w:r>
+        <w:rPr>
+          <w:b/>
+          <w:bCs/>
+          <w:noProof/>
+          <w:sz w:val="28"/>
+          <w:szCs w:val="36"/>
+        </w:rPr>
+        <w:drawing>
+          <wp:inline distT="0" distB="0" distL="0" distR="0" wp14:anchorId="038F7D0D" wp14:editId="616583F3">
+            <wp:extent cx="5223753" cy="2508885"/>
+            <wp:effectExtent l="0" t="0" r="0" b="5715"/>
+            <wp:docPr id="919107934" name="Picture 2" descr="A screen shot of a computer program&#10;&#10;Description automatically generated"/>
+            <wp:cNvGraphicFramePr>
+              <a:graphicFrameLocks xmlns:a="http://schemas.openxmlformats.org/drawingml/2006/main" noChangeAspect="1"/>
+            </wp:cNvGraphicFramePr>
+            <a:graphic xmlns:a="http://schemas.openxmlformats.org/drawingml/2006/main">
+              <a:graphicData uri="http://schemas.openxmlformats.org/drawingml/2006/picture">
+                <pic:pic xmlns:pic="http://schemas.openxmlformats.org/drawingml/2006/picture">
+                  <pic:nvPicPr>
+                    <pic:cNvPr id="919107934" name="Picture 2" descr="A screen shot of a computer program&#10;&#10;Description automatically generated"/>
+                    <pic:cNvPicPr>
+                      <a:picLocks noChangeAspect="1" noChangeArrowheads="1"/>
+                    </pic:cNvPicPr>
+                  </pic:nvPicPr>
+                  <pic:blipFill rotWithShape="1">
+                    <a:blip r:embed="rId9">
+                      <a:extLst>
+                        <a:ext uri="{28A0092B-C50C-407E-A947-70E740481C1C}">
+                          <a14:useLocalDpi xmlns:a14="http://schemas.microsoft.com/office/drawing/2010/main" val="0"/>
+                        </a:ext>
+                      </a:extLst>
+                    </a:blip>
+                    <a:srcRect l="7327" t="11834" r="7132" b="11837"/>
+                    <a:stretch/>
+                  </pic:blipFill>
+                  <pic:spPr bwMode="auto">
+                    <a:xfrm>
+                      <a:off x="0" y="0"/>
+                      <a:ext cx="5225506" cy="2509727"/>
+                    </a:xfrm>
+                    <a:prstGeom prst="rect">
+                      <a:avLst/>
+                    </a:prstGeom>
+                    <a:noFill/>
+                    <a:ln>
+                      <a:noFill/>
+                    </a:ln>
+                    <a:extLst>
+                      <a:ext uri="{53640926-AAD7-44D8-BBD7-CCE9431645EC}">
+                        <a14:shadowObscured xmlns:a14="http://schemas.microsoft.com/office/drawing/2010/main"/>
+                      </a:ext>
+                    </a:extLst>
+                  </pic:spPr>
+                </pic:pic>
+              </a:graphicData>
+            </a:graphic>
+          </wp:inline>
+        </w:drawing>
+      </w:r>
+    </w:p>
+    <w:p>
+      <w:pPr>
+        <w:pStyle w:val="ListParagraph"/>
+        <w:spacing w:line="360" w:lineRule="auto"/>
+        <w:jc w:val="both"/>
+        <w:rPr>
+          <w:b/>
+          <w:bCs/>
+          <w:sz w:val="28"/>
+          <w:szCs w:val="36"/>
+        </w:rPr>
+      </w:pPr>
+      <w:r>
+        <w:rPr>
+          <w:b/>
+          <w:bCs/>
+          <w:noProof/>
+          <w:sz w:val="28"/>
+          <w:szCs w:val="36"/>
+        </w:rPr>
+        <w:drawing>
+          <wp:inline distT="0" distB="0" distL="0" distR="0" wp14:anchorId="38E4697C" wp14:editId="1A578F13">
+            <wp:extent cx="5272391" cy="1147405"/>
+            <wp:effectExtent l="0" t="0" r="5080" b="0"/>
+            <wp:docPr id="441089459" name="Picture 3"/>
+            <wp:cNvGraphicFramePr>
+              <a:graphicFrameLocks xmlns:a="http://schemas.openxmlformats.org/drawingml/2006/main" noChangeAspect="1"/>
+            </wp:cNvGraphicFramePr>
+            <a:graphic xmlns:a="http://schemas.openxmlformats.org/drawingml/2006/main">
+              <a:graphicData uri="http://schemas.openxmlformats.org/drawingml/2006/picture">
+                <pic:pic xmlns:pic="http://schemas.openxmlformats.org/drawingml/2006/picture">
+                  <pic:nvPicPr>
+                    <pic:cNvPr id="0" name="Picture 3"/>
+                    <pic:cNvPicPr>
+                      <a:picLocks noChangeAspect="1" noChangeArrowheads="1"/>
+                    </pic:cNvPicPr>
+                  </pic:nvPicPr>
+                  <pic:blipFill rotWithShape="1">
+                    <a:blip r:embed="rId10">
+                      <a:extLst>
+                        <a:ext uri="{28A0092B-C50C-407E-A947-70E740481C1C}">
+                          <a14:useLocalDpi xmlns:a14="http://schemas.microsoft.com/office/drawing/2010/main" val="0"/>
+                        </a:ext>
+                      </a:extLst>
+                    </a:blip>
+                    <a:srcRect l="6692" t="19273" r="6958" b="19258"/>
+                    <a:stretch/>
+                  </pic:blipFill>
+                  <pic:spPr bwMode="auto">
+                    <a:xfrm>
+                      <a:off x="0" y="0"/>
+                      <a:ext cx="5274923" cy="1147956"/>
+                    </a:xfrm>
+                    <a:prstGeom prst="rect">
+                      <a:avLst/>
+                    </a:prstGeom>
+                    <a:noFill/>
+                    <a:ln>
+                      <a:noFill/>
+                    </a:ln>
+                    <a:extLst>
+                      <a:ext uri="{53640926-AAD7-44D8-BBD7-CCE9431645EC}">
+                        <a14:shadowObscured xmlns:a14="http://schemas.microsoft.com/office/drawing/2010/main"/>
+                      </a:ext>
+                    </a:extLst>
+                  </pic:spPr>
+                </pic:pic>
+              </a:graphicData>
+            </a:graphic>
+          </wp:inline>
+        </w:drawing>
+      </w:r>
+    </w:p>
+    <w:p>
+      <w:pPr>
+        <w:spacing w:line="360" w:lineRule="auto"/>
+        <w:jc w:val="both"/>
+        <w:rPr>
+          <w:color w:val="000000" w:themeColor="text1"/>
+          <w:sz w:val="24"/>
+          <w:lang w:val="en-US" w:eastAsia="en-US"/>
+        </w:rPr>
+      </w:pPr>
+      <w:r>
+        <w:rPr>
+          <w:color w:val="000000" w:themeColor="text1"/>
+          <w:sz w:val="24"/>
+          <w:lang w:val="en-US" w:eastAsia="en-US"/>
+        </w:rPr>
+        <w:t xml:space="preserve">The </w:t>
+      </w:r>
+      <w:proofErr w:type="spellStart"/>
+      <w:r>
+        <w:rPr>
+          <w:b/>
+          <w:bCs/>
+          <w:color w:val="000000" w:themeColor="text1"/>
+          <w:sz w:val="24"/>
+          <w:lang w:val="en-US" w:eastAsia="en-US"/>
+        </w:rPr>
+        <w:t>Location</w:t>
+      </w:r>
+      <w:r>
+        <w:rPr>
+          <w:b/>
+          <w:bCs/>
+          <w:color w:val="000000" w:themeColor="text1"/>
+          <w:sz w:val="24"/>
+          <w:lang w:val="en-US" w:eastAsia="en-US"/>
+        </w:rPr>
+        <w:t>.h</w:t>
+      </w:r>
+      <w:proofErr w:type="spellEnd"/>
+      <w:r>
+        <w:rPr>
+          <w:color w:val="000000" w:themeColor="text1"/>
+          <w:sz w:val="24"/>
+          <w:lang w:val="en-US" w:eastAsia="en-US"/>
+        </w:rPr>
+        <w:t xml:space="preserve"> file defines </w:t>
+      </w:r>
+      <w:r>
+        <w:rPr>
+          <w:color w:val="000000" w:themeColor="text1"/>
+          <w:sz w:val="24"/>
+          <w:lang w:val="en-US" w:eastAsia="en-US"/>
+        </w:rPr>
+        <w:t>the</w:t>
+      </w:r>
+      <w:r>
+        <w:rPr>
+          <w:color w:val="000000" w:themeColor="text1"/>
+          <w:sz w:val="24"/>
+          <w:lang w:val="en-US" w:eastAsia="en-US"/>
+        </w:rPr>
+        <w:t xml:space="preserve"> class named </w:t>
+      </w:r>
+      <w:r>
+        <w:rPr>
+          <w:b/>
+          <w:bCs/>
+          <w:color w:val="000000" w:themeColor="text1"/>
+          <w:sz w:val="24"/>
+          <w:lang w:val="en-US" w:eastAsia="en-US"/>
+        </w:rPr>
+        <w:t>Location</w:t>
+      </w:r>
+      <w:r>
+        <w:rPr>
+          <w:color w:val="000000" w:themeColor="text1"/>
+          <w:sz w:val="24"/>
+          <w:lang w:val="en-US" w:eastAsia="en-US"/>
+        </w:rPr>
+        <w:t xml:space="preserve"> where it</w:t>
+      </w:r>
+      <w:r>
+        <w:rPr>
+          <w:color w:val="000000" w:themeColor="text1"/>
+          <w:sz w:val="24"/>
+          <w:lang w:val="en-US" w:eastAsia="en-US"/>
+        </w:rPr>
+        <w:t xml:space="preserve"> represents a specific place within the game world</w:t>
+      </w:r>
+      <w:r>
+        <w:rPr>
+          <w:color w:val="000000" w:themeColor="text1"/>
+          <w:sz w:val="24"/>
+          <w:lang w:val="en-US" w:eastAsia="en-US"/>
+        </w:rPr>
+        <w:t xml:space="preserve"> and has a constructor that allows initialization of </w:t>
+      </w:r>
+      <w:r>
+        <w:rPr>
+          <w:b/>
+          <w:bCs/>
+          <w:color w:val="000000" w:themeColor="text1"/>
+          <w:sz w:val="24"/>
+          <w:lang w:val="en-US" w:eastAsia="en-US"/>
+        </w:rPr>
+        <w:t>Location</w:t>
+      </w:r>
+      <w:r>
+        <w:rPr>
+          <w:color w:val="000000" w:themeColor="text1"/>
+          <w:sz w:val="24"/>
+          <w:lang w:val="en-US" w:eastAsia="en-US"/>
+        </w:rPr>
+        <w:t xml:space="preserve"> object using its name and description</w:t>
+      </w:r>
+      <w:r>
+        <w:rPr>
+          <w:color w:val="000000" w:themeColor="text1"/>
+          <w:sz w:val="24"/>
+          <w:lang w:val="en-US" w:eastAsia="en-US"/>
+        </w:rPr>
+        <w:t>. It contains three public member variables:</w:t>
+      </w:r>
+    </w:p>
+    <w:p>
+      <w:pPr>
+        <w:spacing w:line="360" w:lineRule="auto"/>
+        <w:jc w:val="both"/>
+        <w:rPr>
+          <w:color w:val="000000" w:themeColor="text1"/>
+          <w:sz w:val="24"/>
+          <w:lang w:val="en-US" w:eastAsia="en-US"/>
+        </w:rPr>
+      </w:pPr>
+    </w:p>
+    <w:p>
+      <w:pPr>
+        <w:pStyle w:val="ListParagraph"/>
+        <w:numPr>
+          <w:ilvl w:val="0"/>
+          <w:numId w:val="9"/>
+        </w:numPr>
+        <w:spacing w:line="360" w:lineRule="auto"/>
+        <w:jc w:val="both"/>
+        <w:rPr>
+          <w:color w:val="000000" w:themeColor="text1"/>
+          <w:sz w:val="24"/>
+          <w:lang w:val="en-US" w:eastAsia="en-US"/>
+        </w:rPr>
+      </w:pPr>
+      <w:r>
+        <w:rPr>
+          <w:b/>
+          <w:bCs/>
+          <w:color w:val="000000" w:themeColor="text1"/>
+          <w:sz w:val="24"/>
+          <w:lang w:val="en-US" w:eastAsia="en-US"/>
+        </w:rPr>
+        <w:t>name</w:t>
+      </w:r>
+      <w:r>
+        <w:rPr>
+          <w:color w:val="000000" w:themeColor="text1"/>
+          <w:sz w:val="24"/>
+          <w:lang w:val="en-US" w:eastAsia="en-US"/>
+        </w:rPr>
+        <w:t xml:space="preserve"> </w:t>
+      </w:r>
+      <w:r>
+        <w:rPr>
+          <w:color w:val="000000" w:themeColor="text1"/>
+          <w:sz w:val="24"/>
+          <w:lang w:val="en-US" w:eastAsia="en-US"/>
+        </w:rPr>
+        <w:t>– Represents the name of the location (e.g., "forest" or "cave").</w:t>
+      </w:r>
+    </w:p>
+    <w:p>
+      <w:pPr>
+        <w:pStyle w:val="ListParagraph"/>
+        <w:numPr>
+          <w:ilvl w:val="0"/>
+          <w:numId w:val="9"/>
+        </w:numPr>
+        <w:spacing w:line="360" w:lineRule="auto"/>
+        <w:jc w:val="both"/>
+        <w:rPr>
+          <w:color w:val="000000" w:themeColor="text1"/>
+          <w:sz w:val="24"/>
+          <w:lang w:val="en-US" w:eastAsia="en-US"/>
+        </w:rPr>
+      </w:pPr>
+      <w:r>
+        <w:rPr>
+          <w:b/>
+          <w:bCs/>
+          <w:color w:val="000000" w:themeColor="text1"/>
+          <w:sz w:val="24"/>
+          <w:lang w:val="en-US" w:eastAsia="en-US"/>
+        </w:rPr>
+        <w:t>description</w:t>
+      </w:r>
+      <w:r>
+        <w:rPr>
+          <w:color w:val="000000" w:themeColor="text1"/>
+          <w:sz w:val="24"/>
+          <w:lang w:val="en-US" w:eastAsia="en-US"/>
+        </w:rPr>
+        <w:t xml:space="preserve"> </w:t>
+      </w:r>
+      <w:r>
+        <w:rPr>
+          <w:color w:val="000000" w:themeColor="text1"/>
+          <w:sz w:val="24"/>
+          <w:lang w:val="en-US" w:eastAsia="en-US"/>
+        </w:rPr>
+        <w:t>– Provides a textual description of the location to give context to the player (e.g., "A dense, green forest with birds chirping.").</w:t>
+      </w:r>
+    </w:p>
+    <w:p>
+      <w:pPr>
+        <w:pStyle w:val="ListParagraph"/>
+        <w:numPr>
+          <w:ilvl w:val="0"/>
+          <w:numId w:val="9"/>
+        </w:numPr>
+        <w:spacing w:line="360" w:lineRule="auto"/>
+        <w:jc w:val="both"/>
+        <w:rPr>
+          <w:color w:val="000000" w:themeColor="text1"/>
+          <w:sz w:val="24"/>
+          <w:lang w:val="en-US" w:eastAsia="en-US"/>
+        </w:rPr>
+      </w:pPr>
+      <w:r>
+        <w:rPr>
+          <w:b/>
+          <w:bCs/>
+          <w:color w:val="000000" w:themeColor="text1"/>
+          <w:sz w:val="24"/>
+          <w:lang w:val="en-US" w:eastAsia="en-US"/>
+        </w:rPr>
+        <w:t>c</w:t>
+      </w:r>
+      <w:r>
+        <w:rPr>
+          <w:b/>
+          <w:bCs/>
+          <w:color w:val="000000" w:themeColor="text1"/>
+          <w:sz w:val="24"/>
+          <w:lang w:val="en-US" w:eastAsia="en-US"/>
+        </w:rPr>
+        <w:t>onnections</w:t>
+      </w:r>
+      <w:r>
+        <w:rPr>
+          <w:color w:val="000000" w:themeColor="text1"/>
+          <w:sz w:val="24"/>
+          <w:lang w:val="en-US" w:eastAsia="en-US"/>
+        </w:rPr>
+        <w:t xml:space="preserve"> </w:t>
+      </w:r>
+      <w:r>
+        <w:rPr>
+          <w:color w:val="000000" w:themeColor="text1"/>
+          <w:sz w:val="24"/>
+          <w:lang w:val="en-US" w:eastAsia="en-US"/>
+        </w:rPr>
+        <w:t>– A map (specifically a</w:t>
+      </w:r>
+      <w:r>
+        <w:rPr>
+          <w:color w:val="000000" w:themeColor="text1"/>
+          <w:sz w:val="24"/>
+          <w:lang w:val="en-US" w:eastAsia="en-US"/>
+        </w:rPr>
+        <w:t xml:space="preserve">n </w:t>
+      </w:r>
+      <w:proofErr w:type="spellStart"/>
+      <w:r>
+        <w:rPr>
+          <w:b/>
+          <w:bCs/>
+          <w:color w:val="000000" w:themeColor="text1"/>
+          <w:sz w:val="24"/>
+          <w:lang w:val="en-US" w:eastAsia="en-US"/>
+        </w:rPr>
+        <w:t>unordered_map</w:t>
+      </w:r>
+      <w:proofErr w:type="spellEnd"/>
+      <w:r>
+        <w:rPr>
+          <w:color w:val="000000" w:themeColor="text1"/>
+          <w:sz w:val="24"/>
+          <w:lang w:val="en-US" w:eastAsia="en-US"/>
+        </w:rPr>
+        <w:t xml:space="preserve">) that associates directions (e.g., "north", "south") with pointers to other </w:t>
+      </w:r>
+      <w:r>
+        <w:rPr>
+          <w:b/>
+          <w:bCs/>
+          <w:color w:val="000000" w:themeColor="text1"/>
+          <w:sz w:val="24"/>
+          <w:lang w:val="en-US" w:eastAsia="en-US"/>
+        </w:rPr>
+        <w:t>Location</w:t>
+      </w:r>
+      <w:r>
+        <w:rPr>
+          <w:color w:val="000000" w:themeColor="text1"/>
+          <w:sz w:val="24"/>
+          <w:lang w:val="en-US" w:eastAsia="en-US"/>
+        </w:rPr>
+        <w:t xml:space="preserve"> objects, indicating where the player can travel from the current location.</w:t>
+      </w:r>
+    </w:p>
+    <w:p>
+      <w:pPr>
+        <w:spacing w:line="360" w:lineRule="auto"/>
+        <w:jc w:val="both"/>
+        <w:rPr>
+          <w:color w:val="000000" w:themeColor="text1"/>
+          <w:sz w:val="24"/>
+          <w:lang w:val="en-US" w:eastAsia="en-US"/>
+        </w:rPr>
+      </w:pPr>
+    </w:p>
+    <w:p>
+      <w:pPr>
+        <w:spacing w:line="360" w:lineRule="auto"/>
+        <w:jc w:val="both"/>
+        <w:rPr>
+          <w:color w:val="000000" w:themeColor="text1"/>
+          <w:sz w:val="24"/>
+          <w:lang w:eastAsia="en-US"/>
+        </w:rPr>
+      </w:pPr>
+      <w:r>
+        <w:rPr>
+          <w:color w:val="000000" w:themeColor="text1"/>
+          <w:sz w:val="24"/>
+          <w:lang w:eastAsia="en-US"/>
+        </w:rPr>
+        <w:t xml:space="preserve">The </w:t>
+      </w:r>
+      <w:r>
+        <w:rPr>
+          <w:b/>
+          <w:bCs/>
+          <w:color w:val="000000" w:themeColor="text1"/>
+          <w:sz w:val="24"/>
+          <w:lang w:eastAsia="en-US"/>
+        </w:rPr>
+        <w:t>Location.cpp</w:t>
+      </w:r>
+      <w:r>
+        <w:rPr>
+          <w:color w:val="000000" w:themeColor="text1"/>
+          <w:sz w:val="24"/>
+          <w:lang w:eastAsia="en-US"/>
+        </w:rPr>
+        <w:t xml:space="preserve"> file provides </w:t>
+      </w:r>
+      <w:r>
+        <w:rPr>
+          <w:color w:val="000000" w:themeColor="text1"/>
+          <w:sz w:val="24"/>
+          <w:lang w:eastAsia="en-US"/>
+        </w:rPr>
+        <w:t>a</w:t>
+      </w:r>
+      <w:r>
+        <w:rPr>
+          <w:color w:val="000000" w:themeColor="text1"/>
+          <w:sz w:val="24"/>
+          <w:lang w:eastAsia="en-US"/>
+        </w:rPr>
+        <w:t xml:space="preserve"> implementation for the </w:t>
+      </w:r>
+      <w:r>
+        <w:rPr>
+          <w:b/>
+          <w:bCs/>
+          <w:color w:val="000000" w:themeColor="text1"/>
+          <w:sz w:val="24"/>
+          <w:lang w:eastAsia="en-US"/>
+        </w:rPr>
+        <w:t>Location</w:t>
+      </w:r>
+      <w:r>
+        <w:rPr>
+          <w:color w:val="000000" w:themeColor="text1"/>
+          <w:sz w:val="24"/>
+          <w:lang w:eastAsia="en-US"/>
+        </w:rPr>
+        <w:t xml:space="preserve"> class. Specifically, it contains the definition for the constructor </w:t>
+      </w:r>
+      <w:r>
+        <w:rPr>
+          <w:color w:val="000000" w:themeColor="text1"/>
+          <w:sz w:val="24"/>
+          <w:lang w:eastAsia="en-US"/>
+        </w:rPr>
+        <w:t>used in</w:t>
+      </w:r>
+      <w:r>
+        <w:rPr>
+          <w:color w:val="000000" w:themeColor="text1"/>
+          <w:sz w:val="24"/>
+          <w:lang w:eastAsia="en-US"/>
+        </w:rPr>
+        <w:t xml:space="preserve"> </w:t>
+      </w:r>
+      <w:r>
+        <w:rPr>
+          <w:b/>
+          <w:bCs/>
+          <w:color w:val="000000" w:themeColor="text1"/>
+          <w:sz w:val="24"/>
+          <w:lang w:eastAsia="en-US"/>
+        </w:rPr>
+        <w:t>Location</w:t>
+      </w:r>
+      <w:r>
+        <w:rPr>
+          <w:color w:val="000000" w:themeColor="text1"/>
+          <w:sz w:val="24"/>
+          <w:lang w:eastAsia="en-US"/>
+        </w:rPr>
+        <w:t xml:space="preserve"> class</w:t>
+      </w:r>
+      <w:r>
+        <w:rPr>
+          <w:color w:val="000000" w:themeColor="text1"/>
+          <w:sz w:val="24"/>
+          <w:lang w:eastAsia="en-US"/>
+        </w:rPr>
+        <w:t xml:space="preserve"> to</w:t>
+      </w:r>
+      <w:r>
+        <w:rPr>
+          <w:color w:val="000000" w:themeColor="text1"/>
+          <w:sz w:val="24"/>
+          <w:lang w:eastAsia="en-US"/>
+        </w:rPr>
+        <w:t xml:space="preserve"> initializes the </w:t>
+      </w:r>
+      <w:r>
+        <w:rPr>
+          <w:b/>
+          <w:bCs/>
+          <w:color w:val="000000" w:themeColor="text1"/>
+          <w:sz w:val="24"/>
+          <w:lang w:eastAsia="en-US"/>
+        </w:rPr>
+        <w:t>name</w:t>
+      </w:r>
+      <w:r>
+        <w:rPr>
+          <w:color w:val="000000" w:themeColor="text1"/>
+          <w:sz w:val="24"/>
+          <w:lang w:eastAsia="en-US"/>
+        </w:rPr>
+        <w:t xml:space="preserve"> and </w:t>
+      </w:r>
+      <w:r>
+        <w:rPr>
+          <w:b/>
+          <w:bCs/>
+          <w:color w:val="000000" w:themeColor="text1"/>
+          <w:sz w:val="24"/>
+          <w:lang w:eastAsia="en-US"/>
+        </w:rPr>
+        <w:t>description</w:t>
+      </w:r>
+      <w:r>
+        <w:rPr>
+          <w:color w:val="000000" w:themeColor="text1"/>
+          <w:sz w:val="24"/>
+          <w:lang w:eastAsia="en-US"/>
+        </w:rPr>
+        <w:t xml:space="preserve"> of the </w:t>
+      </w:r>
+      <w:r>
+        <w:rPr>
+          <w:b/>
+          <w:bCs/>
+          <w:color w:val="000000" w:themeColor="text1"/>
+          <w:sz w:val="24"/>
+          <w:lang w:eastAsia="en-US"/>
+        </w:rPr>
+        <w:t>Location</w:t>
+      </w:r>
+      <w:r>
+        <w:rPr>
+          <w:color w:val="000000" w:themeColor="text1"/>
+          <w:sz w:val="24"/>
+          <w:lang w:eastAsia="en-US"/>
+        </w:rPr>
+        <w:t xml:space="preserve"> object based on the provided arguments.</w:t>
+      </w:r>
+    </w:p>
+    <w:p>
+      <w:pPr>
+        <w:spacing w:line="360" w:lineRule="auto"/>
+        <w:jc w:val="both"/>
+        <w:rPr>
+          <w:b/>
+          <w:bCs/>
+          <w:sz w:val="28"/>
+          <w:szCs w:val="36"/>
+        </w:rPr>
+      </w:pPr>
+    </w:p>
+    <w:p>
+      <w:pPr>
+        <w:pStyle w:val="ListParagraph"/>
+        <w:numPr>
+          <w:ilvl w:val="0"/>
+          <w:numId w:val="7"/>
+        </w:numPr>
+        <w:spacing w:line="360" w:lineRule="auto"/>
+        <w:jc w:val="both"/>
+        <w:rPr>
+          <w:b/>
+          <w:bCs/>
+          <w:sz w:val="28"/>
+          <w:szCs w:val="36"/>
+        </w:rPr>
+      </w:pPr>
+      <w:r>
+        <w:rPr>
+          <w:b/>
+          <w:bCs/>
+          <w:sz w:val="28"/>
+          <w:szCs w:val="36"/>
+        </w:rPr>
+        <w:lastRenderedPageBreak/>
+        <w:drawing>
+          <wp:anchor distT="0" distB="0" distL="114300" distR="114300" simplePos="0" relativeHeight="251660288" behindDoc="0" locked="0" layoutInCell="1" allowOverlap="1" wp14:anchorId="4EFF59B8" wp14:editId="0BFFF5B7">
+            <wp:simplePos x="0" y="0"/>
+            <wp:positionH relativeFrom="column">
+              <wp:posOffset>3820363</wp:posOffset>
+            </wp:positionH>
+            <wp:positionV relativeFrom="paragraph">
+              <wp:posOffset>431665</wp:posOffset>
+            </wp:positionV>
+            <wp:extent cx="2928025" cy="1370330"/>
+            <wp:effectExtent l="0" t="0" r="5715" b="1270"/>
+            <wp:wrapSquare wrapText="bothSides"/>
+            <wp:docPr id="600651065" name="Picture 1" descr="A black screen with white text&#10;&#10;Description automatically generated"/>
+            <wp:cNvGraphicFramePr>
+              <a:graphicFrameLocks xmlns:a="http://schemas.openxmlformats.org/drawingml/2006/main" noChangeAspect="1"/>
+            </wp:cNvGraphicFramePr>
+            <a:graphic xmlns:a="http://schemas.openxmlformats.org/drawingml/2006/main">
+              <a:graphicData uri="http://schemas.openxmlformats.org/drawingml/2006/picture">
+                <pic:pic xmlns:pic="http://schemas.openxmlformats.org/drawingml/2006/picture">
+                  <pic:nvPicPr>
+                    <pic:cNvPr id="600651065" name="Picture 1" descr="A black screen with white text&#10;&#10;Description automatically generated"/>
+                    <pic:cNvPicPr/>
+                  </pic:nvPicPr>
+                  <pic:blipFill rotWithShape="1">
+                    <a:blip r:embed="rId11"/>
+                    <a:srcRect r="52127"/>
+                    <a:stretch/>
+                  </pic:blipFill>
+                  <pic:spPr bwMode="auto">
+                    <a:xfrm>
+                      <a:off x="0" y="0"/>
+                      <a:ext cx="2928025" cy="1370330"/>
+                    </a:xfrm>
+                    <a:prstGeom prst="rect">
+                      <a:avLst/>
+                    </a:prstGeom>
+                    <a:ln>
+                      <a:noFill/>
+                    </a:ln>
+                    <a:extLst>
+                      <a:ext uri="{53640926-AAD7-44D8-BBD7-CCE9431645EC}">
+                        <a14:shadowObscured xmlns:a14="http://schemas.microsoft.com/office/drawing/2010/main"/>
+                      </a:ext>
+                    </a:extLst>
+                  </pic:spPr>
+                </pic:pic>
+              </a:graphicData>
+            </a:graphic>
+          </wp:anchor>
+        </w:drawing>
+      </w:r>
+      <w:r>
+        <w:rPr>
+          <w:b/>
+          <w:bCs/>
+          <w:sz w:val="28"/>
+          <w:szCs w:val="36"/>
+        </w:rPr>
+        <w:t xml:space="preserve">Testing </w:t>
+      </w:r>
+      <w:r>
+        <w:rPr>
+          <w:b/>
+          <w:bCs/>
+          <w:sz w:val="28"/>
+          <w:szCs w:val="36"/>
+        </w:rPr>
+        <w:t>Locations:</w:t>
+      </w:r>
+    </w:p>
+    <w:p>
+      <w:pPr>
+        <w:pStyle w:val="ListParagraph"/>
+        <w:rPr>
+          <w:b/>
+          <w:bCs/>
+          <w:noProof/>
+          <w:sz w:val="28"/>
+          <w:szCs w:val="36"/>
+        </w:rPr>
+      </w:pPr>
+      <w:r>
+        <w:rPr>
+          <w:b/>
+          <w:bCs/>
+          <w:noProof/>
+          <w:sz w:val="28"/>
+          <w:szCs w:val="36"/>
+        </w:rPr>
+        <w:drawing>
+          <wp:anchor distT="0" distB="0" distL="114300" distR="114300" simplePos="0" relativeHeight="251659264" behindDoc="0" locked="0" layoutInCell="1" allowOverlap="1" wp14:anchorId="5CF3FF1E" wp14:editId="63010328">
+            <wp:simplePos x="0" y="0"/>
+            <wp:positionH relativeFrom="column">
+              <wp:posOffset>203835</wp:posOffset>
+            </wp:positionH>
+            <wp:positionV relativeFrom="paragraph">
+              <wp:posOffset>101600</wp:posOffset>
+            </wp:positionV>
+            <wp:extent cx="3569970" cy="8044180"/>
+            <wp:effectExtent l="0" t="0" r="0" b="0"/>
+            <wp:wrapSquare wrapText="bothSides"/>
+            <wp:docPr id="16885205" name="Picture 4"/>
+            <wp:cNvGraphicFramePr>
+              <a:graphicFrameLocks xmlns:a="http://schemas.openxmlformats.org/drawingml/2006/main" noChangeAspect="1"/>
+            </wp:cNvGraphicFramePr>
+            <a:graphic xmlns:a="http://schemas.openxmlformats.org/drawingml/2006/main">
+              <a:graphicData uri="http://schemas.openxmlformats.org/drawingml/2006/picture">
+                <pic:pic xmlns:pic="http://schemas.openxmlformats.org/drawingml/2006/picture">
+                  <pic:nvPicPr>
+                    <pic:cNvPr id="0" name="Picture 4"/>
+                    <pic:cNvPicPr>
+                      <a:picLocks noChangeAspect="1" noChangeArrowheads="1"/>
+                    </pic:cNvPicPr>
+                  </pic:nvPicPr>
+                  <pic:blipFill rotWithShape="1">
+                    <a:blip r:embed="rId12">
+                      <a:extLst>
+                        <a:ext uri="{28A0092B-C50C-407E-A947-70E740481C1C}">
+                          <a14:useLocalDpi xmlns:a14="http://schemas.microsoft.com/office/drawing/2010/main" val="0"/>
+                        </a:ext>
+                      </a:extLst>
+                    </a:blip>
+                    <a:srcRect l="5389" t="2635" r="5477" b="3278"/>
+                    <a:stretch/>
+                  </pic:blipFill>
+                  <pic:spPr bwMode="auto">
+                    <a:xfrm>
+                      <a:off x="0" y="0"/>
+                      <a:ext cx="3569970" cy="8044180"/>
+                    </a:xfrm>
+                    <a:prstGeom prst="rect">
+                      <a:avLst/>
+                    </a:prstGeom>
+                    <a:noFill/>
+                    <a:ln>
+                      <a:noFill/>
+                    </a:ln>
+                    <a:extLst>
+                      <a:ext uri="{53640926-AAD7-44D8-BBD7-CCE9431645EC}">
+                        <a14:shadowObscured xmlns:a14="http://schemas.microsoft.com/office/drawing/2010/main"/>
+                      </a:ext>
+                    </a:extLst>
+                  </pic:spPr>
+                </pic:pic>
+              </a:graphicData>
+            </a:graphic>
+            <wp14:sizeRelH relativeFrom="margin">
+              <wp14:pctWidth>0</wp14:pctWidth>
+            </wp14:sizeRelH>
+          </wp:anchor>
+        </w:drawing>
+      </w:r>
+    </w:p>
+    <w:p>
+      <w:pPr>
+        <w:pStyle w:val="ListParagraph"/>
+        <w:rPr>
+          <w:b/>
+          <w:bCs/>
+          <w:sz w:val="28"/>
+          <w:szCs w:val="36"/>
+        </w:rPr>
+      </w:pPr>
+    </w:p>
+    <w:p>
+      <w:pPr>
+        <w:pStyle w:val="ListParagraph"/>
+        <w:spacing w:line="360" w:lineRule="auto"/>
+        <w:jc w:val="both"/>
+        <w:rPr>
+          <w:b/>
+          <w:bCs/>
+          <w:sz w:val="28"/>
+          <w:szCs w:val="36"/>
+        </w:rPr>
+      </w:pPr>
+    </w:p>
+    <w:p>
+      <w:pPr>
+        <w:pStyle w:val="ListParagraph"/>
+        <w:spacing w:line="360" w:lineRule="auto"/>
+        <w:jc w:val="both"/>
+        <w:rPr>
+          <w:b/>
+          <w:bCs/>
+          <w:sz w:val="28"/>
+          <w:szCs w:val="36"/>
+        </w:rPr>
       </w:pPr>
     </w:p>
     <w:sectPr>
-      <w:headerReference w:type="default" r:id="rId9"/>
+      <w:headerReference w:type="default" r:id="rId13"/>
       <w:pgSz w:w="11900" w:h="16840"/>
       <w:pgMar w:top="1440" w:right="1134" w:bottom="1440" w:left="1134" w:header="709" w:footer="709" w:gutter="0"/>
       <w:cols w:space="708"/>
@@ -1362,6 +2297,209 @@
     </w:lvl>
   </w:abstractNum>
   <w:abstractNum w:abstractNumId="2" w15:restartNumberingAfterBreak="0">
+    <w:nsid w:val="21E62B0F"/>
+    <w:multiLevelType w:val="multilevel"/>
+    <w:tmpl w:val="570CEF52"/>
+    <w:lvl w:ilvl="0">
+      <w:start w:val="1"/>
+      <w:numFmt w:val="decimal"/>
+      <w:lvlText w:val="%1."/>
+      <w:lvlJc w:val="left"/>
+      <w:pPr>
+        <w:tabs>
+          <w:tab w:val="num" w:pos="720"/>
+        </w:tabs>
+        <w:ind w:left="720" w:hanging="360"/>
+      </w:pPr>
+    </w:lvl>
+    <w:lvl w:ilvl="1" w:tentative="1">
+      <w:start w:val="1"/>
+      <w:numFmt w:val="decimal"/>
+      <w:lvlText w:val="%2."/>
+      <w:lvlJc w:val="left"/>
+      <w:pPr>
+        <w:tabs>
+          <w:tab w:val="num" w:pos="1440"/>
+        </w:tabs>
+        <w:ind w:left="1440" w:hanging="360"/>
+      </w:pPr>
+    </w:lvl>
+    <w:lvl w:ilvl="2" w:tentative="1">
+      <w:start w:val="1"/>
+      <w:numFmt w:val="decimal"/>
+      <w:lvlText w:val="%3."/>
+      <w:lvlJc w:val="left"/>
+      <w:pPr>
+        <w:tabs>
+          <w:tab w:val="num" w:pos="2160"/>
+        </w:tabs>
+        <w:ind w:left="2160" w:hanging="360"/>
+      </w:pPr>
+    </w:lvl>
+    <w:lvl w:ilvl="3" w:tentative="1">
+      <w:start w:val="1"/>
+      <w:numFmt w:val="decimal"/>
+      <w:lvlText w:val="%4."/>
+      <w:lvlJc w:val="left"/>
+      <w:pPr>
+        <w:tabs>
+          <w:tab w:val="num" w:pos="2880"/>
+        </w:tabs>
+        <w:ind w:left="2880" w:hanging="360"/>
+      </w:pPr>
+    </w:lvl>
+    <w:lvl w:ilvl="4" w:tentative="1">
+      <w:start w:val="1"/>
+      <w:numFmt w:val="decimal"/>
+      <w:lvlText w:val="%5."/>
+      <w:lvlJc w:val="left"/>
+      <w:pPr>
+        <w:tabs>
+          <w:tab w:val="num" w:pos="3600"/>
+        </w:tabs>
+        <w:ind w:left="3600" w:hanging="360"/>
+      </w:pPr>
+    </w:lvl>
+    <w:lvl w:ilvl="5" w:tentative="1">
+      <w:start w:val="1"/>
+      <w:numFmt w:val="decimal"/>
+      <w:lvlText w:val="%6."/>
+      <w:lvlJc w:val="left"/>
+      <w:pPr>
+        <w:tabs>
+          <w:tab w:val="num" w:pos="4320"/>
+        </w:tabs>
+        <w:ind w:left="4320" w:hanging="360"/>
+      </w:pPr>
+    </w:lvl>
+    <w:lvl w:ilvl="6" w:tentative="1">
+      <w:start w:val="1"/>
+      <w:numFmt w:val="decimal"/>
+      <w:lvlText w:val="%7."/>
+      <w:lvlJc w:val="left"/>
+      <w:pPr>
+        <w:tabs>
+          <w:tab w:val="num" w:pos="5040"/>
+        </w:tabs>
+        <w:ind w:left="5040" w:hanging="360"/>
+      </w:pPr>
+    </w:lvl>
+    <w:lvl w:ilvl="7" w:tentative="1">
+      <w:start w:val="1"/>
+      <w:numFmt w:val="decimal"/>
+      <w:lvlText w:val="%8."/>
+      <w:lvlJc w:val="left"/>
+      <w:pPr>
+        <w:tabs>
+          <w:tab w:val="num" w:pos="5760"/>
+        </w:tabs>
+        <w:ind w:left="5760" w:hanging="360"/>
+      </w:pPr>
+    </w:lvl>
+    <w:lvl w:ilvl="8" w:tentative="1">
+      <w:start w:val="1"/>
+      <w:numFmt w:val="decimal"/>
+      <w:lvlText w:val="%9."/>
+      <w:lvlJc w:val="left"/>
+      <w:pPr>
+        <w:tabs>
+          <w:tab w:val="num" w:pos="6480"/>
+        </w:tabs>
+        <w:ind w:left="6480" w:hanging="360"/>
+      </w:pPr>
+    </w:lvl>
+  </w:abstractNum>
+  <w:abstractNum w:abstractNumId="3" w15:restartNumberingAfterBreak="0">
+    <w:nsid w:val="341B3124"/>
+    <w:multiLevelType w:val="hybridMultilevel"/>
+    <w:tmpl w:val="608EB272"/>
+    <w:lvl w:ilvl="0" w:tplc="44BC692E">
+      <w:start w:val="1"/>
+      <w:numFmt w:val="decimal"/>
+      <w:lvlText w:val="%1."/>
+      <w:lvlJc w:val="left"/>
+      <w:pPr>
+        <w:ind w:left="720" w:hanging="360"/>
+      </w:pPr>
+      <w:rPr>
+        <w:rFonts w:hint="default"/>
+        <w:b/>
+      </w:rPr>
+    </w:lvl>
+    <w:lvl w:ilvl="1" w:tplc="04090019" w:tentative="1">
+      <w:start w:val="1"/>
+      <w:numFmt w:val="lowerLetter"/>
+      <w:lvlText w:val="%2."/>
+      <w:lvlJc w:val="left"/>
+      <w:pPr>
+        <w:ind w:left="1440" w:hanging="360"/>
+      </w:pPr>
+    </w:lvl>
+    <w:lvl w:ilvl="2" w:tplc="0409001B" w:tentative="1">
+      <w:start w:val="1"/>
+      <w:numFmt w:val="lowerRoman"/>
+      <w:lvlText w:val="%3."/>
+      <w:lvlJc w:val="right"/>
+      <w:pPr>
+        <w:ind w:left="2160" w:hanging="180"/>
+      </w:pPr>
+    </w:lvl>
+    <w:lvl w:ilvl="3" w:tplc="0409000F" w:tentative="1">
+      <w:start w:val="1"/>
+      <w:numFmt w:val="decimal"/>
+      <w:lvlText w:val="%4."/>
+      <w:lvlJc w:val="left"/>
+      <w:pPr>
+        <w:ind w:left="2880" w:hanging="360"/>
+      </w:pPr>
+    </w:lvl>
+    <w:lvl w:ilvl="4" w:tplc="04090019" w:tentative="1">
+      <w:start w:val="1"/>
+      <w:numFmt w:val="lowerLetter"/>
+      <w:lvlText w:val="%5."/>
+      <w:lvlJc w:val="left"/>
+      <w:pPr>
+        <w:ind w:left="3600" w:hanging="360"/>
+      </w:pPr>
+    </w:lvl>
+    <w:lvl w:ilvl="5" w:tplc="0409001B" w:tentative="1">
+      <w:start w:val="1"/>
+      <w:numFmt w:val="lowerRoman"/>
+      <w:lvlText w:val="%6."/>
+      <w:lvlJc w:val="right"/>
+      <w:pPr>
+        <w:ind w:left="4320" w:hanging="180"/>
+      </w:pPr>
+    </w:lvl>
+    <w:lvl w:ilvl="6" w:tplc="0409000F" w:tentative="1">
+      <w:start w:val="1"/>
+      <w:numFmt w:val="decimal"/>
+      <w:lvlText w:val="%7."/>
+      <w:lvlJc w:val="left"/>
+      <w:pPr>
+        <w:ind w:left="5040" w:hanging="360"/>
+      </w:pPr>
+    </w:lvl>
+    <w:lvl w:ilvl="7" w:tplc="04090019" w:tentative="1">
+      <w:start w:val="1"/>
+      <w:numFmt w:val="lowerLetter"/>
+      <w:lvlText w:val="%8."/>
+      <w:lvlJc w:val="left"/>
+      <w:pPr>
+        <w:ind w:left="5760" w:hanging="360"/>
+      </w:pPr>
+    </w:lvl>
+    <w:lvl w:ilvl="8" w:tplc="0409001B" w:tentative="1">
+      <w:start w:val="1"/>
+      <w:numFmt w:val="lowerRoman"/>
+      <w:lvlText w:val="%9."/>
+      <w:lvlJc w:val="right"/>
+      <w:pPr>
+        <w:ind w:left="6480" w:hanging="180"/>
+      </w:pPr>
+    </w:lvl>
+  </w:abstractNum>
+  <w:abstractNum w:abstractNumId="4" w15:restartNumberingAfterBreak="0">
     <w:nsid w:val="3BFA2C2D"/>
     <w:multiLevelType w:val="hybridMultilevel"/>
     <w:tmpl w:val="F8A0C330"/>
@@ -1474,7 +2612,7 @@
       </w:rPr>
     </w:lvl>
   </w:abstractNum>
-  <w:abstractNum w:abstractNumId="3" w15:restartNumberingAfterBreak="0">
+  <w:abstractNum w:abstractNumId="5" w15:restartNumberingAfterBreak="0">
     <w:nsid w:val="4DB153A2"/>
     <w:multiLevelType w:val="multilevel"/>
     <w:tmpl w:val="865AB6C4"/>
@@ -1587,7 +2725,7 @@
       </w:pPr>
     </w:lvl>
   </w:abstractNum>
-  <w:abstractNum w:abstractNumId="4" w15:restartNumberingAfterBreak="0">
+  <w:abstractNum w:abstractNumId="6" w15:restartNumberingAfterBreak="0">
     <w:nsid w:val="5A1B13A5"/>
     <w:multiLevelType w:val="multilevel"/>
     <w:tmpl w:val="905EE156"/>
@@ -1736,7 +2874,7 @@
       </w:rPr>
     </w:lvl>
   </w:abstractNum>
-  <w:abstractNum w:abstractNumId="5" w15:restartNumberingAfterBreak="0">
+  <w:abstractNum w:abstractNumId="7" w15:restartNumberingAfterBreak="0">
     <w:nsid w:val="7ACB05C1"/>
     <w:multiLevelType w:val="hybridMultilevel"/>
     <w:tmpl w:val="616E4C48"/>
@@ -1849,14 +2987,130 @@
       </w:rPr>
     </w:lvl>
   </w:abstractNum>
+  <w:abstractNum w:abstractNumId="8" w15:restartNumberingAfterBreak="0">
+    <w:nsid w:val="7D26715C"/>
+    <w:multiLevelType w:val="hybridMultilevel"/>
+    <w:tmpl w:val="8D5CA3AA"/>
+    <w:lvl w:ilvl="0" w:tplc="881895BA">
+      <w:start w:val="1"/>
+      <w:numFmt w:val="bullet"/>
+      <w:lvlText w:val="-"/>
+      <w:lvlJc w:val="left"/>
+      <w:pPr>
+        <w:ind w:left="720" w:hanging="360"/>
+      </w:pPr>
+      <w:rPr>
+        <w:rFonts w:ascii="Arial" w:eastAsia="MS Mincho" w:hAnsi="Arial" w:cs="Arial" w:hint="default"/>
+        <w:b/>
+        <w:color w:val="767171" w:themeColor="background2" w:themeShade="80"/>
+        <w:sz w:val="28"/>
+      </w:rPr>
+    </w:lvl>
+    <w:lvl w:ilvl="1" w:tplc="04090003" w:tentative="1">
+      <w:start w:val="1"/>
+      <w:numFmt w:val="bullet"/>
+      <w:lvlText w:val="o"/>
+      <w:lvlJc w:val="left"/>
+      <w:pPr>
+        <w:ind w:left="1440" w:hanging="360"/>
+      </w:pPr>
+      <w:rPr>
+        <w:rFonts w:ascii="Courier New" w:hAnsi="Courier New" w:cs="Courier New" w:hint="default"/>
+      </w:rPr>
+    </w:lvl>
+    <w:lvl w:ilvl="2" w:tplc="04090005" w:tentative="1">
+      <w:start w:val="1"/>
+      <w:numFmt w:val="bullet"/>
+      <w:lvlText w:val=""/>
+      <w:lvlJc w:val="left"/>
+      <w:pPr>
+        <w:ind w:left="2160" w:hanging="360"/>
+      </w:pPr>
+      <w:rPr>
+        <w:rFonts w:ascii="Wingdings" w:hAnsi="Wingdings" w:hint="default"/>
+      </w:rPr>
+    </w:lvl>
+    <w:lvl w:ilvl="3" w:tplc="04090001" w:tentative="1">
+      <w:start w:val="1"/>
+      <w:numFmt w:val="bullet"/>
+      <w:lvlText w:val=""/>
+      <w:lvlJc w:val="left"/>
+      <w:pPr>
+        <w:ind w:left="2880" w:hanging="360"/>
+      </w:pPr>
+      <w:rPr>
+        <w:rFonts w:ascii="Symbol" w:hAnsi="Symbol" w:hint="default"/>
+      </w:rPr>
+    </w:lvl>
+    <w:lvl w:ilvl="4" w:tplc="04090003" w:tentative="1">
+      <w:start w:val="1"/>
+      <w:numFmt w:val="bullet"/>
+      <w:lvlText w:val="o"/>
+      <w:lvlJc w:val="left"/>
+      <w:pPr>
+        <w:ind w:left="3600" w:hanging="360"/>
+      </w:pPr>
+      <w:rPr>
+        <w:rFonts w:ascii="Courier New" w:hAnsi="Courier New" w:cs="Courier New" w:hint="default"/>
+      </w:rPr>
+    </w:lvl>
+    <w:lvl w:ilvl="5" w:tplc="04090005" w:tentative="1">
+      <w:start w:val="1"/>
+      <w:numFmt w:val="bullet"/>
+      <w:lvlText w:val=""/>
+      <w:lvlJc w:val="left"/>
+      <w:pPr>
+        <w:ind w:left="4320" w:hanging="360"/>
+      </w:pPr>
+      <w:rPr>
+        <w:rFonts w:ascii="Wingdings" w:hAnsi="Wingdings" w:hint="default"/>
+      </w:rPr>
+    </w:lvl>
+    <w:lvl w:ilvl="6" w:tplc="04090001" w:tentative="1">
+      <w:start w:val="1"/>
+      <w:numFmt w:val="bullet"/>
+      <w:lvlText w:val=""/>
+      <w:lvlJc w:val="left"/>
+      <w:pPr>
+        <w:ind w:left="5040" w:hanging="360"/>
+      </w:pPr>
+      <w:rPr>
+        <w:rFonts w:ascii="Symbol" w:hAnsi="Symbol" w:hint="default"/>
+      </w:rPr>
+    </w:lvl>
+    <w:lvl w:ilvl="7" w:tplc="04090003" w:tentative="1">
+      <w:start w:val="1"/>
+      <w:numFmt w:val="bullet"/>
+      <w:lvlText w:val="o"/>
+      <w:lvlJc w:val="left"/>
+      <w:pPr>
+        <w:ind w:left="5760" w:hanging="360"/>
+      </w:pPr>
+      <w:rPr>
+        <w:rFonts w:ascii="Courier New" w:hAnsi="Courier New" w:cs="Courier New" w:hint="default"/>
+      </w:rPr>
+    </w:lvl>
+    <w:lvl w:ilvl="8" w:tplc="04090005" w:tentative="1">
+      <w:start w:val="1"/>
+      <w:numFmt w:val="bullet"/>
+      <w:lvlText w:val=""/>
+      <w:lvlJc w:val="left"/>
+      <w:pPr>
+        <w:ind w:left="6480" w:hanging="360"/>
+      </w:pPr>
+      <w:rPr>
+        <w:rFonts w:ascii="Wingdings" w:hAnsi="Wingdings" w:hint="default"/>
+      </w:rPr>
+    </w:lvl>
+  </w:abstractNum>
   <w:num w:numId="1" w16cid:durableId="1156150151">
-    <w:abstractNumId w:val="5"/>
+    <w:abstractNumId w:val="7"/>
   </w:num>
   <w:num w:numId="2" w16cid:durableId="1359355386">
-    <w:abstractNumId w:val="2"/>
+    <w:abstractNumId w:val="4"/>
   </w:num>
   <w:num w:numId="3" w16cid:durableId="762144661">
-    <w:abstractNumId w:val="4"/>
+    <w:abstractNumId w:val="6"/>
   </w:num>
   <w:num w:numId="4" w16cid:durableId="1767075481">
     <w:abstractNumId w:val="0"/>
@@ -1865,6 +3119,15 @@
     <w:abstractNumId w:val="1"/>
   </w:num>
   <w:num w:numId="6" w16cid:durableId="341711697">
+    <w:abstractNumId w:val="5"/>
+  </w:num>
+  <w:num w:numId="7" w16cid:durableId="2110926952">
+    <w:abstractNumId w:val="8"/>
+  </w:num>
+  <w:num w:numId="8" w16cid:durableId="1532108689">
+    <w:abstractNumId w:val="2"/>
+  </w:num>
+  <w:num w:numId="9" w16cid:durableId="955672189">
     <w:abstractNumId w:val="3"/>
   </w:num>
 </w:numbering>
@@ -2434,6 +3697,46 @@
       <w:szCs w:val="18"/>
     </w:rPr>
   </w:style>
+  <w:style w:type="paragraph" w:styleId="ListParagraph">
+    <w:name w:val="List Paragraph"/>
+    <w:basedOn w:val="Normal"/>
+    <w:uiPriority w:val="72"/>
+    <w:qFormat/>
+    <w:rsid w:val="00E5739A"/>
+    <w:pPr>
+      <w:ind w:left="720"/>
+      <w:contextualSpacing/>
+    </w:pPr>
+  </w:style>
+  <w:style w:type="paragraph" w:styleId="NormalWeb">
+    <w:name w:val="Normal (Web)"/>
+    <w:basedOn w:val="Normal"/>
+    <w:uiPriority w:val="99"/>
+    <w:semiHidden/>
+    <w:unhideWhenUsed/>
+    <w:rsid w:val="00A06277"/>
+    <w:pPr>
+      <w:spacing w:before="100" w:beforeAutospacing="1" w:after="100" w:afterAutospacing="1"/>
+    </w:pPr>
+    <w:rPr>
+      <w:rFonts w:ascii="Times New Roman" w:eastAsia="Times New Roman" w:hAnsi="Times New Roman"/>
+      <w:sz w:val="24"/>
+      <w:lang w:val="en-US" w:eastAsia="en-US"/>
+    </w:rPr>
+  </w:style>
+  <w:style w:type="character" w:styleId="HTMLCode">
+    <w:name w:val="HTML Code"/>
+    <w:basedOn w:val="DefaultParagraphFont"/>
+    <w:uiPriority w:val="99"/>
+    <w:semiHidden/>
+    <w:unhideWhenUsed/>
+    <w:rsid w:val="00A06277"/>
+    <w:rPr>
+      <w:rFonts w:ascii="Courier New" w:eastAsia="Times New Roman" w:hAnsi="Courier New" w:cs="Courier New"/>
+      <w:sz w:val="20"/>
+      <w:szCs w:val="20"/>
+    </w:rPr>
+  </w:style>
 </w:styles>
 </file>
 

--- a/11 - Spike - Game Graphs from Data/Task 11 - Lab Spike Report.docx
+++ b/11 - Spike - Game Graphs from Data/Task 11 - Lab Spike Report.docx
@@ -150,7 +150,41 @@
           <w:sz w:val="24"/>
           <w:szCs w:val="24"/>
         </w:rPr>
-        <w:t>understanding of data structures ,reading and outputting from files that I have learnt from previous tasks in order to create a game world as a graph data structure.</w:t>
+        <w:t xml:space="preserve">understanding of data </w:t>
+      </w:r>
+      <w:r>
+        <w:rPr>
+          <w:rStyle w:val="SubtleReference"/>
+          <w:sz w:val="24"/>
+          <w:szCs w:val="24"/>
+        </w:rPr>
+        <w:t>structures, reading</w:t>
+      </w:r>
+      <w:r>
+        <w:rPr>
+          <w:rStyle w:val="SubtleReference"/>
+          <w:sz w:val="24"/>
+          <w:szCs w:val="24"/>
+        </w:rPr>
+        <w:t xml:space="preserve"> and outputting from files that I have learnt from previous tasks </w:t>
+      </w:r>
+      <w:proofErr w:type="gramStart"/>
+      <w:r>
+        <w:rPr>
+          <w:rStyle w:val="SubtleReference"/>
+          <w:sz w:val="24"/>
+          <w:szCs w:val="24"/>
+        </w:rPr>
+        <w:t>in order to</w:t>
+      </w:r>
+      <w:proofErr w:type="gramEnd"/>
+      <w:r>
+        <w:rPr>
+          <w:rStyle w:val="SubtleReference"/>
+          <w:sz w:val="24"/>
+          <w:szCs w:val="24"/>
+        </w:rPr>
+        <w:t xml:space="preserve"> create a game world as a graph data structure.</w:t>
       </w:r>
     </w:p>
     <w:p>
@@ -235,6 +269,42 @@
         </w:rPr>
         <w:t xml:space="preserve"> see </w:t>
       </w:r>
+      <w:r>
+        <w:rPr>
+          <w:rStyle w:val="SubtleReference"/>
+          <w:sz w:val="24"/>
+          <w:szCs w:val="24"/>
+        </w:rPr>
+        <w:t>COS30031-2023-102608927\11 - Spike - Game Graphs from Data\</w:t>
+      </w:r>
+      <w:proofErr w:type="spellStart"/>
+      <w:r>
+        <w:rPr>
+          <w:rStyle w:val="SubtleReference"/>
+          <w:sz w:val="24"/>
+          <w:szCs w:val="24"/>
+        </w:rPr>
+        <w:t>GameWorld</w:t>
+      </w:r>
+      <w:proofErr w:type="spellEnd"/>
+      <w:r>
+        <w:rPr>
+          <w:rStyle w:val="SubtleReference"/>
+          <w:sz w:val="24"/>
+          <w:szCs w:val="24"/>
+        </w:rPr>
+        <w:t>\</w:t>
+      </w:r>
+      <w:proofErr w:type="spellStart"/>
+      <w:r>
+        <w:rPr>
+          <w:rStyle w:val="SubtleReference"/>
+          <w:sz w:val="24"/>
+          <w:szCs w:val="24"/>
+        </w:rPr>
+        <w:t>GameWorld</w:t>
+      </w:r>
+      <w:proofErr w:type="spellEnd"/>
     </w:p>
     <w:p>
       <w:pPr>
@@ -646,6 +716,7 @@
         <w:t xml:space="preserve">Importing </w:t>
       </w:r>
       <w:proofErr w:type="spellStart"/>
+      <w:proofErr w:type="gramStart"/>
       <w:r>
         <w:rPr>
           <w:b/>
@@ -666,6 +737,7 @@
         <w:t>::</w:t>
       </w:r>
       <w:proofErr w:type="spellStart"/>
+      <w:proofErr w:type="gramEnd"/>
       <w:r>
         <w:rPr>
           <w:b/>
@@ -763,7 +835,6 @@
           <w:sz w:val="28"/>
           <w:szCs w:val="28"/>
         </w:rPr>
-        <w:lastRenderedPageBreak/>
         <w:t xml:space="preserve">File Format Design </w:t>
       </w:r>
     </w:p>
@@ -978,13 +1049,29 @@
           <w:sz w:val="24"/>
           <w:szCs w:val="32"/>
         </w:rPr>
-        <w:t>We created a .JSON file where the root object is locations which will basically contain locations in an carry and each location object holds name, description and connections for each location</w:t>
-      </w:r>
+        <w:t xml:space="preserve">We created a .JSON file where the root object is locations which will basically contain locations in </w:t>
+      </w:r>
+      <w:proofErr w:type="gramStart"/>
       <w:r>
         <w:rPr>
           <w:sz w:val="24"/>
           <w:szCs w:val="32"/>
         </w:rPr>
+        <w:t>an</w:t>
+      </w:r>
+      <w:proofErr w:type="gramEnd"/>
+      <w:r>
+        <w:rPr>
+          <w:sz w:val="24"/>
+          <w:szCs w:val="32"/>
+        </w:rPr>
+        <w:t xml:space="preserve"> carry and each location object holds name, description and connections for each location</w:t>
+      </w:r>
+      <w:r>
+        <w:rPr>
+          <w:sz w:val="24"/>
+          <w:szCs w:val="32"/>
+        </w:rPr>
         <w:t>.</w:t>
       </w:r>
     </w:p>
@@ -1016,6 +1103,18 @@
       <w:pPr>
         <w:spacing w:line="360" w:lineRule="auto"/>
         <w:jc w:val="both"/>
+      </w:pPr>
+    </w:p>
+    <w:p>
+      <w:pPr>
+        <w:spacing w:line="360" w:lineRule="auto"/>
+        <w:jc w:val="both"/>
+        <w:rPr>
+          <w:b/>
+          <w:color w:val="767171" w:themeColor="background2" w:themeShade="80"/>
+          <w:sz w:val="28"/>
+          <w:szCs w:val="28"/>
+        </w:rPr>
       </w:pPr>
     </w:p>
     <w:p>
@@ -1592,6 +1691,7 @@
           <w:sz w:val="24"/>
           <w:lang w:eastAsia="en-US"/>
         </w:rPr>
+        <w:lastRenderedPageBreak/>
         <w:t xml:space="preserve">The </w:t>
       </w:r>
       <w:r>
@@ -1612,6 +1712,7 @@
         </w:rPr>
         <w:t xml:space="preserve"> file provides </w:t>
       </w:r>
+      <w:proofErr w:type="gramStart"/>
       <w:r>
         <w:rPr>
           <w:color w:val="000000" w:themeColor="text1"/>
@@ -1620,6 +1721,7 @@
         </w:rPr>
         <w:t>a</w:t>
       </w:r>
+      <w:proofErr w:type="gramEnd"/>
       <w:r>
         <w:rPr>
           <w:color w:val="000000" w:themeColor="text1"/>
@@ -1750,18 +1852,6 @@
         </w:rPr>
         <w:t xml:space="preserve"> object based on the provided arguments.</w:t>
       </w:r>
-    </w:p>
-    <w:p>
-      <w:pPr>
-        <w:spacing w:line="360" w:lineRule="auto"/>
-        <w:jc w:val="both"/>
-        <w:rPr>
-          <w:b/>
-          <w:bCs/>
-          <w:sz w:val="28"/>
-          <w:szCs w:val="36"/>
-        </w:rPr>
-      </w:pPr>
     </w:p>
     <w:p>
       <w:pPr>
@@ -1788,16 +1878,16 @@
         </w:rPr>
         <w:lastRenderedPageBreak/>
         <w:drawing>
-          <wp:anchor distT="0" distB="0" distL="114300" distR="114300" simplePos="0" relativeHeight="251660288" behindDoc="0" locked="0" layoutInCell="1" allowOverlap="1" wp14:anchorId="4EFF59B8" wp14:editId="0BFFF5B7">
+          <wp:anchor distT="0" distB="0" distL="114300" distR="114300" simplePos="0" relativeHeight="251660288" behindDoc="0" locked="0" layoutInCell="1" allowOverlap="1" wp14:anchorId="4EFF59B8" wp14:editId="79B33BF5">
             <wp:simplePos x="0" y="0"/>
-            <wp:positionH relativeFrom="column">
-              <wp:posOffset>3820363</wp:posOffset>
+            <wp:positionH relativeFrom="margin">
+              <wp:align>right</wp:align>
             </wp:positionH>
             <wp:positionV relativeFrom="paragraph">
-              <wp:posOffset>431665</wp:posOffset>
+              <wp:posOffset>408508</wp:posOffset>
             </wp:positionV>
-            <wp:extent cx="2928025" cy="1370330"/>
-            <wp:effectExtent l="0" t="0" r="5715" b="1270"/>
+            <wp:extent cx="2762250" cy="1369695"/>
+            <wp:effectExtent l="0" t="0" r="0" b="1905"/>
             <wp:wrapSquare wrapText="bothSides"/>
             <wp:docPr id="600651065" name="Picture 1" descr="A black screen with white text&#10;&#10;Description automatically generated"/>
             <wp:cNvGraphicFramePr>
@@ -1818,7 +1908,7 @@
                   <pic:spPr bwMode="auto">
                     <a:xfrm>
                       <a:off x="0" y="0"/>
-                      <a:ext cx="2928025" cy="1370330"/>
+                      <a:ext cx="2762250" cy="1369695"/>
                     </a:xfrm>
                     <a:prstGeom prst="rect">
                       <a:avLst/>
@@ -1835,6 +1925,9 @@
                 </pic:pic>
               </a:graphicData>
             </a:graphic>
+            <wp14:sizeRelH relativeFrom="margin">
+              <wp14:pctWidth>0</wp14:pctWidth>
+            </wp14:sizeRelH>
           </wp:anchor>
         </w:drawing>
       </w:r>
@@ -1842,48 +1935,18 @@
         <w:rPr>
           <w:b/>
           <w:bCs/>
+          <w:noProof/>
           <w:sz w:val="28"/>
           <w:szCs w:val="36"/>
         </w:rPr>
-        <w:t xml:space="preserve">Testing </w:t>
-      </w:r>
-      <w:r>
-        <w:rPr>
-          <w:b/>
-          <w:bCs/>
-          <w:sz w:val="28"/>
-          <w:szCs w:val="36"/>
-        </w:rPr>
-        <w:t>Locations:</w:t>
-      </w:r>
-    </w:p>
-    <w:p>
-      <w:pPr>
-        <w:pStyle w:val="ListParagraph"/>
-        <w:rPr>
-          <w:b/>
-          <w:bCs/>
-          <w:noProof/>
-          <w:sz w:val="28"/>
-          <w:szCs w:val="36"/>
-        </w:rPr>
-      </w:pPr>
-      <w:r>
-        <w:rPr>
-          <w:b/>
-          <w:bCs/>
-          <w:noProof/>
-          <w:sz w:val="28"/>
-          <w:szCs w:val="36"/>
-        </w:rPr>
         <w:drawing>
-          <wp:anchor distT="0" distB="0" distL="114300" distR="114300" simplePos="0" relativeHeight="251659264" behindDoc="0" locked="0" layoutInCell="1" allowOverlap="1" wp14:anchorId="5CF3FF1E" wp14:editId="63010328">
+          <wp:anchor distT="0" distB="0" distL="114300" distR="114300" simplePos="0" relativeHeight="251659264" behindDoc="0" locked="0" layoutInCell="1" allowOverlap="1" wp14:anchorId="5CF3FF1E" wp14:editId="3C5BF3F5">
             <wp:simplePos x="0" y="0"/>
-            <wp:positionH relativeFrom="column">
-              <wp:posOffset>203835</wp:posOffset>
+            <wp:positionH relativeFrom="margin">
+              <wp:posOffset>-272375</wp:posOffset>
             </wp:positionH>
             <wp:positionV relativeFrom="paragraph">
-              <wp:posOffset>101600</wp:posOffset>
+              <wp:posOffset>388849</wp:posOffset>
             </wp:positionV>
             <wp:extent cx="3569970" cy="8044180"/>
             <wp:effectExtent l="0" t="0" r="0" b="0"/>
@@ -1939,6 +2002,24 @@
           </wp:anchor>
         </w:drawing>
       </w:r>
+      <w:r>
+        <w:rPr>
+          <w:b/>
+          <w:bCs/>
+          <w:sz w:val="28"/>
+          <w:szCs w:val="36"/>
+        </w:rPr>
+        <w:t xml:space="preserve">Testing </w:t>
+      </w:r>
+      <w:r>
+        <w:rPr>
+          <w:b/>
+          <w:bCs/>
+          <w:sz w:val="28"/>
+          <w:szCs w:val="36"/>
+        </w:rPr>
+        <w:t>Locations:</w:t>
+      </w:r>
     </w:p>
     <w:p>
       <w:pPr>
@@ -1946,10 +2027,216 @@
         <w:rPr>
           <w:b/>
           <w:bCs/>
+          <w:noProof/>
           <w:sz w:val="28"/>
           <w:szCs w:val="36"/>
         </w:rPr>
       </w:pPr>
+    </w:p>
+    <w:p>
+      <w:pPr>
+        <w:spacing w:line="360" w:lineRule="auto"/>
+        <w:jc w:val="both"/>
+        <w:rPr>
+          <w:sz w:val="28"/>
+          <w:szCs w:val="36"/>
+        </w:rPr>
+      </w:pPr>
+      <w:r>
+        <w:rPr>
+          <w:sz w:val="28"/>
+          <w:szCs w:val="36"/>
+        </w:rPr>
+        <w:t xml:space="preserve">Based on the output we can see that the program runs and is able to read the .JSON file that contains the locations and the output displays where the player is located current, gives a description of </w:t>
+      </w:r>
+      <w:proofErr w:type="gramStart"/>
+      <w:r>
+        <w:rPr>
+          <w:sz w:val="28"/>
+          <w:szCs w:val="36"/>
+        </w:rPr>
+        <w:t>location</w:t>
+      </w:r>
+      <w:proofErr w:type="gramEnd"/>
+      <w:r>
+        <w:rPr>
+          <w:sz w:val="28"/>
+          <w:szCs w:val="36"/>
+        </w:rPr>
+        <w:t xml:space="preserve"> and provides the possible connections / directions in that location and handles for user input to move between locations.</w:t>
+      </w:r>
+    </w:p>
+    <w:p>
+      <w:pPr>
+        <w:spacing w:line="360" w:lineRule="auto"/>
+        <w:jc w:val="both"/>
+        <w:rPr>
+          <w:sz w:val="28"/>
+          <w:szCs w:val="36"/>
+        </w:rPr>
+      </w:pPr>
+    </w:p>
+    <w:p>
+      <w:pPr>
+        <w:spacing w:line="360" w:lineRule="auto"/>
+        <w:jc w:val="both"/>
+        <w:rPr>
+          <w:sz w:val="28"/>
+          <w:szCs w:val="36"/>
+        </w:rPr>
+      </w:pPr>
+      <w:r>
+        <w:rPr>
+          <w:sz w:val="28"/>
+          <w:szCs w:val="36"/>
+        </w:rPr>
+        <w:t xml:space="preserve">In main class we load the JSON file using the </w:t>
+      </w:r>
+      <w:proofErr w:type="spellStart"/>
+      <w:proofErr w:type="gramStart"/>
+      <w:r>
+        <w:rPr>
+          <w:b/>
+          <w:bCs/>
+          <w:sz w:val="28"/>
+          <w:szCs w:val="36"/>
+        </w:rPr>
+        <w:t>loadGameWorld</w:t>
+      </w:r>
+      <w:proofErr w:type="spellEnd"/>
+      <w:r>
+        <w:rPr>
+          <w:b/>
+          <w:bCs/>
+          <w:sz w:val="28"/>
+          <w:szCs w:val="36"/>
+        </w:rPr>
+        <w:t>(</w:t>
+      </w:r>
+      <w:proofErr w:type="gramEnd"/>
+      <w:r>
+        <w:rPr>
+          <w:b/>
+          <w:bCs/>
+          <w:sz w:val="28"/>
+          <w:szCs w:val="36"/>
+        </w:rPr>
+        <w:t>)</w:t>
+      </w:r>
+      <w:r>
+        <w:rPr>
+          <w:b/>
+          <w:bCs/>
+          <w:sz w:val="28"/>
+          <w:szCs w:val="36"/>
+        </w:rPr>
+        <w:t xml:space="preserve"> function</w:t>
+      </w:r>
+      <w:r>
+        <w:rPr>
+          <w:b/>
+          <w:bCs/>
+          <w:sz w:val="28"/>
+          <w:szCs w:val="36"/>
+        </w:rPr>
+        <w:t xml:space="preserve"> </w:t>
+      </w:r>
+      <w:r>
+        <w:rPr>
+          <w:sz w:val="28"/>
+          <w:szCs w:val="36"/>
+        </w:rPr>
+        <w:t xml:space="preserve">by attempting to open the file and can handle errors if file does not exist where it exits the program. </w:t>
+      </w:r>
+      <w:r>
+        <w:rPr>
+          <w:sz w:val="28"/>
+          <w:szCs w:val="36"/>
+        </w:rPr>
+        <w:t xml:space="preserve">It reads the data and populates the world map with </w:t>
+      </w:r>
+      <w:r>
+        <w:rPr>
+          <w:b/>
+          <w:bCs/>
+          <w:sz w:val="28"/>
+          <w:szCs w:val="36"/>
+        </w:rPr>
+        <w:t xml:space="preserve">Location </w:t>
+      </w:r>
+      <w:r>
+        <w:rPr>
+          <w:sz w:val="28"/>
+          <w:szCs w:val="36"/>
+        </w:rPr>
+        <w:t>objects and sets up the connection between using the connections data in the JSON file.</w:t>
+      </w:r>
+    </w:p>
+    <w:p>
+      <w:pPr>
+        <w:spacing w:line="360" w:lineRule="auto"/>
+        <w:jc w:val="both"/>
+        <w:rPr>
+          <w:sz w:val="28"/>
+          <w:szCs w:val="36"/>
+        </w:rPr>
+      </w:pPr>
+    </w:p>
+    <w:p>
+      <w:pPr>
+        <w:spacing w:line="360" w:lineRule="auto"/>
+        <w:jc w:val="both"/>
+        <w:rPr>
+          <w:sz w:val="28"/>
+          <w:szCs w:val="36"/>
+        </w:rPr>
+      </w:pPr>
+      <w:r>
+        <w:rPr>
+          <w:sz w:val="28"/>
+          <w:szCs w:val="36"/>
+        </w:rPr>
+        <w:lastRenderedPageBreak/>
+        <w:t xml:space="preserve">The </w:t>
+      </w:r>
+      <w:proofErr w:type="spellStart"/>
+      <w:proofErr w:type="gramStart"/>
+      <w:r>
+        <w:rPr>
+          <w:b/>
+          <w:bCs/>
+          <w:sz w:val="28"/>
+          <w:szCs w:val="36"/>
+        </w:rPr>
+        <w:t>playGame</w:t>
+      </w:r>
+      <w:proofErr w:type="spellEnd"/>
+      <w:r>
+        <w:rPr>
+          <w:b/>
+          <w:bCs/>
+          <w:sz w:val="28"/>
+          <w:szCs w:val="36"/>
+        </w:rPr>
+        <w:t>(</w:t>
+      </w:r>
+      <w:proofErr w:type="gramEnd"/>
+      <w:r>
+        <w:rPr>
+          <w:b/>
+          <w:bCs/>
+          <w:sz w:val="28"/>
+          <w:szCs w:val="36"/>
+        </w:rPr>
+        <w:t>)</w:t>
+      </w:r>
+      <w:r>
+        <w:rPr>
+          <w:sz w:val="28"/>
+          <w:szCs w:val="36"/>
+        </w:rPr>
+        <w:t xml:space="preserve"> function implementation the gameplay loop where it starts of the player in the first location in the world map as the current location and displays description of location and available directions / connections the player can travel in. It handles player input as well for moving to directions or exits the game if player types in “quit”. It handles input errors as well by displaying error messages such as “invalid direction” since the required input is only direction based.</w:t>
+      </w:r>
     </w:p>
     <w:p>
       <w:pPr>

--- a/11 - Spike - Game Graphs from Data/Task 11 - Lab Spike Report.docx
+++ b/11 - Spike - Game Graphs from Data/Task 11 - Lab Spike Report.docx
@@ -896,91 +896,92 @@
       <w:r>
         <w:t xml:space="preserve">Figure </w:t>
       </w:r>
-      <w:r>
-        <w:fldChar w:fldCharType="begin"/>
-      </w:r>
-      <w:r>
-        <w:instrText xml:space="preserve"> SEQ Figure \* ARABIC </w:instrText>
-      </w:r>
-      <w:r>
-        <w:fldChar w:fldCharType="separate"/>
-      </w:r>
-      <w:r>
+      <w:fldSimple w:instr=" SEQ Figure \* ARABIC ">
+        <w:r>
+          <w:rPr>
+            <w:noProof/>
+          </w:rPr>
+          <w:t>1</w:t>
+        </w:r>
+      </w:fldSimple>
+      <w:r>
+        <w:t xml:space="preserve"> Text File Format Design</w:t>
+      </w:r>
+    </w:p>
+    <w:p/>
+    <w:p>
+      <w:pPr>
+        <w:spacing w:line="360" w:lineRule="auto"/>
+        <w:jc w:val="both"/>
+        <w:rPr>
+          <w:sz w:val="24"/>
+          <w:szCs w:val="32"/>
+        </w:rPr>
+      </w:pPr>
+      <w:r>
+        <w:rPr>
+          <w:sz w:val="24"/>
+          <w:szCs w:val="32"/>
+        </w:rPr>
+        <w:t xml:space="preserve">To create a game world adventure that loosely takes inspiration from </w:t>
+      </w:r>
+      <w:proofErr w:type="spellStart"/>
+      <w:r>
+        <w:rPr>
+          <w:sz w:val="24"/>
+          <w:szCs w:val="32"/>
+        </w:rPr>
+        <w:t>Zorkish</w:t>
+      </w:r>
+      <w:proofErr w:type="spellEnd"/>
+      <w:r>
+        <w:rPr>
+          <w:sz w:val="24"/>
+          <w:szCs w:val="32"/>
+        </w:rPr>
+        <w:t xml:space="preserve"> Adventure Game I have a list of locations and their connections where each location has a unique location identifier, a location description, and a list of possible connections / directions to that can be taken from the location.</w:t>
+      </w:r>
+    </w:p>
+    <w:p>
+      <w:pPr>
+        <w:spacing w:line="360" w:lineRule="auto"/>
+        <w:jc w:val="both"/>
         <w:rPr>
           <w:noProof/>
-        </w:rPr>
-        <w:t>1</w:t>
-      </w:r>
-      <w:r>
-        <w:fldChar w:fldCharType="end"/>
-      </w:r>
-      <w:r>
-        <w:t xml:space="preserve"> Text File Format Design</w:t>
-      </w:r>
-    </w:p>
-    <w:p/>
+          <w:sz w:val="24"/>
+          <w:szCs w:val="32"/>
+        </w:rPr>
+      </w:pPr>
+    </w:p>
     <w:p>
       <w:pPr>
         <w:spacing w:line="360" w:lineRule="auto"/>
         <w:jc w:val="both"/>
         <w:rPr>
+          <w:noProof/>
           <w:sz w:val="24"/>
           <w:szCs w:val="32"/>
         </w:rPr>
       </w:pPr>
       <w:r>
         <w:rPr>
+          <w:noProof/>
           <w:sz w:val="24"/>
           <w:szCs w:val="32"/>
         </w:rPr>
-        <w:t xml:space="preserve">To create a game world adventure that loosely takes inspiration from </w:t>
-      </w:r>
-      <w:proofErr w:type="spellStart"/>
-      <w:r>
-        <w:rPr>
-          <w:sz w:val="24"/>
-          <w:szCs w:val="32"/>
-        </w:rPr>
-        <w:t>Zorkish</w:t>
-      </w:r>
-      <w:proofErr w:type="spellEnd"/>
-      <w:r>
-        <w:rPr>
-          <w:sz w:val="24"/>
-          <w:szCs w:val="32"/>
-        </w:rPr>
-        <w:t xml:space="preserve"> Adventure Game I have a list of locations and their connections where each location has a unique location identifier, a location description, and a list of possible connections / directions to that can be taken from the location.</w:t>
-      </w:r>
-    </w:p>
-    <w:p>
-      <w:pPr>
-        <w:spacing w:line="360" w:lineRule="auto"/>
-        <w:jc w:val="both"/>
-        <w:rPr>
-          <w:noProof/>
-          <w:sz w:val="24"/>
-          <w:szCs w:val="32"/>
-        </w:rPr>
-      </w:pPr>
-      <w:r>
-        <w:rPr>
-          <w:noProof/>
-          <w:sz w:val="24"/>
-          <w:szCs w:val="32"/>
-        </w:rPr>
         <w:drawing>
-          <wp:anchor distT="0" distB="0" distL="114300" distR="114300" simplePos="0" relativeHeight="251658240" behindDoc="0" locked="0" layoutInCell="1" allowOverlap="1" wp14:anchorId="4FAD8C77" wp14:editId="67D7D4D2">
+          <wp:anchor distT="0" distB="0" distL="114300" distR="114300" simplePos="0" relativeHeight="251661312" behindDoc="0" locked="0" layoutInCell="1" allowOverlap="1" wp14:anchorId="070AF5A3" wp14:editId="765C6244">
             <wp:simplePos x="0" y="0"/>
-            <wp:positionH relativeFrom="margin">
-              <wp:posOffset>-635</wp:posOffset>
+            <wp:positionH relativeFrom="column">
+              <wp:posOffset>-243</wp:posOffset>
             </wp:positionH>
             <wp:positionV relativeFrom="paragraph">
-              <wp:posOffset>81915</wp:posOffset>
+              <wp:posOffset>621</wp:posOffset>
             </wp:positionV>
-            <wp:extent cx="4056380" cy="3050540"/>
-            <wp:effectExtent l="0" t="0" r="1270" b="0"/>
+            <wp:extent cx="3813242" cy="2340923"/>
+            <wp:effectExtent l="0" t="0" r="0" b="2540"/>
             <wp:wrapSquare wrapText="bothSides"/>
-            <wp:docPr id="587213801" name="Picture 1"/>
+            <wp:docPr id="1701164263" name="Picture 1"/>
             <wp:cNvGraphicFramePr>
               <a:graphicFrameLocks xmlns:a="http://schemas.openxmlformats.org/drawingml/2006/main" noChangeAspect="1"/>
             </wp:cNvGraphicFramePr>
@@ -1001,13 +1002,13 @@
                         </a:ext>
                       </a:extLst>
                     </a:blip>
-                    <a:srcRect l="7487" t="9039" r="8248" b="9219"/>
+                    <a:srcRect l="6689" t="9592" r="6668" b="10307"/>
                     <a:stretch/>
                   </pic:blipFill>
                   <pic:spPr bwMode="auto">
                     <a:xfrm>
                       <a:off x="0" y="0"/>
-                      <a:ext cx="4056380" cy="3050540"/>
+                      <a:ext cx="3813242" cy="2340923"/>
                     </a:xfrm>
                     <a:prstGeom prst="rect">
                       <a:avLst/>
@@ -1025,12 +1026,6 @@
                 </pic:pic>
               </a:graphicData>
             </a:graphic>
-            <wp14:sizeRelH relativeFrom="margin">
-              <wp14:pctWidth>0</wp14:pctWidth>
-            </wp14:sizeRelH>
-            <wp14:sizeRelV relativeFrom="margin">
-              <wp14:pctHeight>0</wp14:pctHeight>
-            </wp14:sizeRelV>
           </wp:anchor>
         </w:drawing>
       </w:r>
@@ -1103,6 +1098,12 @@
       <w:pPr>
         <w:spacing w:line="360" w:lineRule="auto"/>
         <w:jc w:val="both"/>
+        <w:rPr>
+          <w:b/>
+          <w:color w:val="767171" w:themeColor="background2" w:themeShade="80"/>
+          <w:sz w:val="28"/>
+          <w:szCs w:val="28"/>
+        </w:rPr>
       </w:pPr>
     </w:p>
     <w:p>
@@ -1116,25 +1117,14 @@
           <w:szCs w:val="28"/>
         </w:rPr>
       </w:pPr>
-    </w:p>
-    <w:p>
-      <w:pPr>
-        <w:spacing w:line="360" w:lineRule="auto"/>
-        <w:jc w:val="both"/>
+      <w:r>
         <w:rPr>
           <w:b/>
           <w:color w:val="767171" w:themeColor="background2" w:themeShade="80"/>
           <w:sz w:val="28"/>
           <w:szCs w:val="28"/>
         </w:rPr>
-      </w:pPr>
-      <w:r>
-        <w:rPr>
-          <w:b/>
-          <w:color w:val="767171" w:themeColor="background2" w:themeShade="80"/>
-          <w:sz w:val="28"/>
-          <w:szCs w:val="28"/>
-        </w:rPr>
+        <w:lastRenderedPageBreak/>
         <w:t>Implement the Classes</w:t>
       </w:r>
     </w:p>
@@ -1607,7 +1597,7 @@
           <w:sz w:val="24"/>
           <w:lang w:val="en-US" w:eastAsia="en-US"/>
         </w:rPr>
-        <w:t xml:space="preserve"> </w:t>
+        <w:t xml:space="preserve"> – A map (specifically a</w:t>
       </w:r>
       <w:r>
         <w:rPr>
@@ -1615,54 +1605,57 @@
           <w:sz w:val="24"/>
           <w:lang w:val="en-US" w:eastAsia="en-US"/>
         </w:rPr>
-        <w:t>– A map (specifically a</w:t>
-      </w:r>
-      <w:r>
-        <w:rPr>
+        <w:t xml:space="preserve">n </w:t>
+      </w:r>
+      <w:proofErr w:type="spellStart"/>
+      <w:r>
+        <w:rPr>
+          <w:b/>
+          <w:bCs/>
           <w:color w:val="000000" w:themeColor="text1"/>
           <w:sz w:val="24"/>
           <w:lang w:val="en-US" w:eastAsia="en-US"/>
         </w:rPr>
-        <w:t xml:space="preserve">n </w:t>
-      </w:r>
-      <w:proofErr w:type="spellStart"/>
-      <w:r>
-        <w:rPr>
-          <w:b/>
-          <w:bCs/>
+        <w:t>unordered_map</w:t>
+      </w:r>
+      <w:proofErr w:type="spellEnd"/>
+      <w:r>
+        <w:rPr>
           <w:color w:val="000000" w:themeColor="text1"/>
           <w:sz w:val="24"/>
           <w:lang w:val="en-US" w:eastAsia="en-US"/>
         </w:rPr>
-        <w:t>unordered_map</w:t>
-      </w:r>
-      <w:proofErr w:type="spellEnd"/>
-      <w:r>
-        <w:rPr>
+        <w:t xml:space="preserve">) that associates directions (e.g., "north", "south") with pointers to other </w:t>
+      </w:r>
+      <w:r>
+        <w:rPr>
+          <w:b/>
+          <w:bCs/>
           <w:color w:val="000000" w:themeColor="text1"/>
           <w:sz w:val="24"/>
           <w:lang w:val="en-US" w:eastAsia="en-US"/>
         </w:rPr>
-        <w:t xml:space="preserve">) that associates directions (e.g., "north", "south") with pointers to other </w:t>
-      </w:r>
-      <w:r>
-        <w:rPr>
-          <w:b/>
-          <w:bCs/>
+        <w:t>Location</w:t>
+      </w:r>
+      <w:r>
+        <w:rPr>
           <w:color w:val="000000" w:themeColor="text1"/>
           <w:sz w:val="24"/>
           <w:lang w:val="en-US" w:eastAsia="en-US"/>
         </w:rPr>
-        <w:t>Location</w:t>
-      </w:r>
-      <w:r>
+        <w:t xml:space="preserve"> objects, indicating where the player can travel from the current location.</w:t>
+      </w:r>
+    </w:p>
+    <w:p>
+      <w:pPr>
+        <w:spacing w:line="360" w:lineRule="auto"/>
+        <w:jc w:val="both"/>
         <w:rPr>
           <w:color w:val="000000" w:themeColor="text1"/>
           <w:sz w:val="24"/>
           <w:lang w:val="en-US" w:eastAsia="en-US"/>
         </w:rPr>
-        <w:t xml:space="preserve"> objects, indicating where the player can travel from the current location.</w:t>
-      </w:r>
+      </w:pPr>
     </w:p>
     <w:p>
       <w:pPr>
@@ -1671,17 +1664,6 @@
         <w:rPr>
           <w:color w:val="000000" w:themeColor="text1"/>
           <w:sz w:val="24"/>
-          <w:lang w:val="en-US" w:eastAsia="en-US"/>
-        </w:rPr>
-      </w:pPr>
-    </w:p>
-    <w:p>
-      <w:pPr>
-        <w:spacing w:line="360" w:lineRule="auto"/>
-        <w:jc w:val="both"/>
-        <w:rPr>
-          <w:color w:val="000000" w:themeColor="text1"/>
-          <w:sz w:val="24"/>
           <w:lang w:eastAsia="en-US"/>
         </w:rPr>
       </w:pPr>
@@ -1691,7 +1673,6 @@
           <w:sz w:val="24"/>
           <w:lang w:eastAsia="en-US"/>
         </w:rPr>
-        <w:lastRenderedPageBreak/>
         <w:t xml:space="preserve">The </w:t>
       </w:r>
       <w:r>
@@ -1873,6 +1854,7 @@
         <w:rPr>
           <w:b/>
           <w:bCs/>
+          <w:noProof/>
           <w:sz w:val="28"/>
           <w:szCs w:val="36"/>
         </w:rPr>
@@ -3843,6 +3825,7 @@
   <w:style w:type="character" w:default="1" w:styleId="DefaultParagraphFont">
     <w:name w:val="Default Paragraph Font"/>
     <w:uiPriority w:val="1"/>
+    <w:semiHidden/>
     <w:unhideWhenUsed/>
   </w:style>
   <w:style w:type="table" w:default="1" w:styleId="TableNormal">
